--- a/backend/templates/Affidavit Cum Indemnity Bond_Self_Single Claimant.docx
+++ b/backend/templates/Affidavit Cum Indemnity Bond_Self_Single Claimant.docx
@@ -1,6 +1,6 @@
 
 <file path=word/document.xml><?xml version="1.0" encoding="utf-8"?>
-<w:document xmlns:wpc="http://schemas.microsoft.com/office/word/2010/wordprocessingCanvas" xmlns:cx="http://schemas.microsoft.com/office/drawing/2014/chartex" xmlns:mc="http://schemas.openxmlformats.org/markup-compatibility/2006" xmlns:o="urn:schemas-microsoft-com:office:office" xmlns:r="http://schemas.openxmlformats.org/officeDocument/2006/relationships" xmlns:m="http://schemas.openxmlformats.org/officeDocument/2006/math" xmlns:v="urn:schemas-microsoft-com:vml" xmlns:wp14="http://schemas.microsoft.com/office/word/2010/wordprocessingDrawing" xmlns:wp="http://schemas.openxmlformats.org/drawingml/2006/wordprocessingDrawing" xmlns:w10="urn:schemas-microsoft-com:office:word" xmlns:w="http://schemas.openxmlformats.org/wordprocessingml/2006/main" xmlns:w14="http://schemas.microsoft.com/office/word/2010/wordml" xmlns:w15="http://schemas.microsoft.com/office/word/2012/wordml" xmlns:w16se="http://schemas.microsoft.com/office/word/2015/wordml/symex" xmlns:wpg="http://schemas.microsoft.com/office/word/2010/wordprocessingGroup" xmlns:wpi="http://schemas.microsoft.com/office/word/2010/wordprocessingInk" xmlns:wne="http://schemas.microsoft.com/office/word/2006/wordml" xmlns:wps="http://schemas.microsoft.com/office/word/2010/wordprocessingShape" mc:Ignorable="w14 w15 w16se wp14">
+<w:document xmlns:wpc="http://schemas.microsoft.com/office/word/2010/wordprocessingCanvas" xmlns:cx="http://schemas.microsoft.com/office/drawing/2014/chartex" xmlns:cx1="http://schemas.microsoft.com/office/drawing/2015/9/8/chartex" xmlns:cx2="http://schemas.microsoft.com/office/drawing/2015/10/21/chartex" xmlns:cx3="http://schemas.microsoft.com/office/drawing/2016/5/9/chartex" xmlns:cx4="http://schemas.microsoft.com/office/drawing/2016/5/10/chartex" xmlns:cx5="http://schemas.microsoft.com/office/drawing/2016/5/11/chartex" xmlns:cx6="http://schemas.microsoft.com/office/drawing/2016/5/12/chartex" xmlns:cx7="http://schemas.microsoft.com/office/drawing/2016/5/13/chartex" xmlns:cx8="http://schemas.microsoft.com/office/drawing/2016/5/14/chartex" xmlns:mc="http://schemas.openxmlformats.org/markup-compatibility/2006" xmlns:aink="http://schemas.microsoft.com/office/drawing/2016/ink" xmlns:am3d="http://schemas.microsoft.com/office/drawing/2017/model3d" xmlns:o="urn:schemas-microsoft-com:office:office" xmlns:oel="http://schemas.microsoft.com/office/2019/extlst" xmlns:r="http://schemas.openxmlformats.org/officeDocument/2006/relationships" xmlns:m="http://schemas.openxmlformats.org/officeDocument/2006/math" xmlns:v="urn:schemas-microsoft-com:vml" xmlns:wp14="http://schemas.microsoft.com/office/word/2010/wordprocessingDrawing" xmlns:wp="http://schemas.openxmlformats.org/drawingml/2006/wordprocessingDrawing" xmlns:w10="urn:schemas-microsoft-com:office:word" xmlns:w="http://schemas.openxmlformats.org/wordprocessingml/2006/main" xmlns:w14="http://schemas.microsoft.com/office/word/2010/wordml" xmlns:w15="http://schemas.microsoft.com/office/word/2012/wordml" xmlns:w16cex="http://schemas.microsoft.com/office/word/2018/wordml/cex" xmlns:w16cid="http://schemas.microsoft.com/office/word/2016/wordml/cid" xmlns:w16="http://schemas.microsoft.com/office/word/2018/wordml" xmlns:w16du="http://schemas.microsoft.com/office/word/2023/wordml/word16du" xmlns:w16sdtdh="http://schemas.microsoft.com/office/word/2020/wordml/sdtdatahash" xmlns:w16sdtfl="http://schemas.microsoft.com/office/word/2024/wordml/sdtformatlock" xmlns:w16se="http://schemas.microsoft.com/office/word/2015/wordml/symex" xmlns:wpg="http://schemas.microsoft.com/office/word/2010/wordprocessingGroup" xmlns:wpi="http://schemas.microsoft.com/office/word/2010/wordprocessingInk" xmlns:wne="http://schemas.microsoft.com/office/word/2006/wordml" xmlns:wps="http://schemas.microsoft.com/office/word/2010/wordprocessingShape" mc:Ignorable="w14 w15 w16se w16cid w16 w16cex w16sdtdh w16sdtfl w16du wp14">
   <w:body>
     <w:p>
       <w:pPr>
@@ -150,31 +150,7 @@
                 <w:sz w:val="23"/>
                 <w:szCs w:val="23"/>
               </w:rPr>
-              <w:t xml:space="preserve">This affidavit is to be executed in the presence of a Public Notary (in cases where the value of securities exceeds </w:t>
-            </w:r>
-            <w:proofErr w:type="spellStart"/>
-            <w:r>
-              <w:rPr>
-                <w:b/>
-                <w:bCs/>
-                <w:i/>
-                <w:iCs/>
-                <w:sz w:val="23"/>
-                <w:szCs w:val="23"/>
-              </w:rPr>
-              <w:t>Rs</w:t>
-            </w:r>
-            <w:proofErr w:type="spellEnd"/>
-            <w:r>
-              <w:rPr>
-                <w:b/>
-                <w:bCs/>
-                <w:i/>
-                <w:iCs/>
-                <w:sz w:val="23"/>
-                <w:szCs w:val="23"/>
-              </w:rPr>
-              <w:t>. Ten Thousand)</w:t>
+              <w:t>This affidavit is to be executed in the presence of a Public Notary (in cases where the value of securities exceeds Rs. Ten Thousand)</w:t>
             </w:r>
           </w:p>
         </w:tc>
@@ -201,23 +177,7 @@
           <w:sz w:val="23"/>
           <w:szCs w:val="23"/>
         </w:rPr>
-        <w:t xml:space="preserve">[To be submitted in non-judicial stamp paper of appropriate value as prescribed by the Stamp Act of the state where the claimant resides (in cases where the value of securities exceeds </w:t>
-      </w:r>
-      <w:proofErr w:type="spellStart"/>
-      <w:r>
-        <w:rPr>
-          <w:sz w:val="23"/>
-          <w:szCs w:val="23"/>
-        </w:rPr>
-        <w:t>Rs</w:t>
-      </w:r>
-      <w:proofErr w:type="spellEnd"/>
-      <w:r>
-        <w:rPr>
-          <w:sz w:val="23"/>
-          <w:szCs w:val="23"/>
-        </w:rPr>
-        <w:t>. Ten Thousand)]</w:t>
+        <w:t>[To be submitted in non-judicial stamp paper of appropriate value as prescribed by the Stamp Act of the state where the claimant resides (in cases where the value of securities exceeds Rs. Ten Thousand)]</w:t>
       </w:r>
     </w:p>
     <w:p>
@@ -245,25 +205,7 @@
           <w:b/>
           <w:lang w:val="en-IN" w:eastAsia="en-GB" w:bidi="hi-IN"/>
         </w:rPr>
-        <w:t xml:space="preserve">[Name as per </w:t>
-      </w:r>
-      <w:proofErr w:type="spellStart"/>
-      <w:r>
-        <w:rPr>
-          <w:rFonts w:ascii="Roboto" w:eastAsia="Times New Roman" w:hAnsi="Roboto" w:cs="Times New Roman"/>
-          <w:b/>
-          <w:lang w:val="en-IN" w:eastAsia="en-GB" w:bidi="hi-IN"/>
-        </w:rPr>
-        <w:t>Aadhar</w:t>
-      </w:r>
-      <w:proofErr w:type="spellEnd"/>
-      <w:r>
-        <w:rPr>
-          <w:rFonts w:ascii="Roboto" w:eastAsia="Times New Roman" w:hAnsi="Roboto" w:cs="Times New Roman"/>
-          <w:b/>
-          <w:lang w:val="en-IN" w:eastAsia="en-GB" w:bidi="hi-IN"/>
-        </w:rPr>
-        <w:t xml:space="preserve"> C1]</w:t>
+        <w:t>[Name as per Aadhar C1]</w:t>
       </w:r>
       <w:r>
         <w:rPr>
@@ -978,9 +920,8 @@
                 <w:sz w:val="24"/>
                 <w:szCs w:val="24"/>
               </w:rPr>
-              <w:t xml:space="preserve"> Number and Face Value </w:t>
-            </w:r>
-            <w:proofErr w:type="spellStart"/>
+              <w:t xml:space="preserve"> Number and Face Value Rs.</w:t>
+            </w:r>
             <w:r>
               <w:rPr>
                 <w:rFonts w:cstheme="minorHAnsi"/>
@@ -988,9 +929,8 @@
                 <w:sz w:val="24"/>
                 <w:szCs w:val="24"/>
               </w:rPr>
-              <w:t>Rs</w:t>
-            </w:r>
-            <w:proofErr w:type="spellEnd"/>
+              <w:t>[Face Value ]</w:t>
+            </w:r>
             <w:r>
               <w:rPr>
                 <w:rFonts w:cstheme="minorHAnsi"/>
@@ -998,8 +938,103 @@
                 <w:sz w:val="24"/>
                 <w:szCs w:val="24"/>
               </w:rPr>
-              <w:t>.</w:t>
-            </w:r>
+              <w:t>/-</w:t>
+            </w:r>
+          </w:p>
+        </w:tc>
+        <w:tc>
+          <w:tcPr>
+            <w:tcW w:w="1269" w:type="dxa"/>
+          </w:tcPr>
+          <w:p>
+            <w:pPr>
+              <w:rPr>
+                <w:rFonts w:ascii="Roboto" w:hAnsi="Roboto"/>
+                <w:b/>
+              </w:rPr>
+            </w:pPr>
+            <w:r>
+              <w:rPr>
+                <w:rFonts w:ascii="Roboto" w:hAnsi="Roboto"/>
+                <w:b/>
+              </w:rPr>
+              <w:t xml:space="preserve">        [SC1]</w:t>
+            </w:r>
+          </w:p>
+        </w:tc>
+        <w:tc>
+          <w:tcPr>
+            <w:tcW w:w="2660" w:type="dxa"/>
+            <w:gridSpan w:val="2"/>
+          </w:tcPr>
+          <w:p>
+            <w:pPr>
+              <w:rPr>
+                <w:rFonts w:ascii="Roboto" w:hAnsi="Roboto"/>
+                <w:b/>
+              </w:rPr>
+            </w:pPr>
+            <w:r>
+              <w:rPr>
+                <w:rFonts w:ascii="Roboto" w:hAnsi="Roboto"/>
+                <w:b/>
+              </w:rPr>
+              <w:t xml:space="preserve">          [DN1]</w:t>
+            </w:r>
+          </w:p>
+        </w:tc>
+      </w:tr>
+      <w:tr>
+        <w:tc>
+          <w:tcPr>
+            <w:tcW w:w="1963" w:type="dxa"/>
+          </w:tcPr>
+          <w:p>
+            <w:pPr>
+              <w:rPr>
+                <w:rFonts w:ascii="Arial" w:eastAsia="Times New Roman" w:hAnsi="Arial" w:cs="Arial"/>
+                <w:b/>
+                <w:sz w:val="20"/>
+                <w:szCs w:val="20"/>
+              </w:rPr>
+            </w:pPr>
+            <w:r>
+              <w:rPr>
+                <w:rFonts w:ascii="Roboto" w:hAnsi="Roboto"/>
+                <w:b/>
+              </w:rPr>
+              <w:t xml:space="preserve"> [Company Name]</w:t>
+            </w:r>
+          </w:p>
+        </w:tc>
+        <w:tc>
+          <w:tcPr>
+            <w:tcW w:w="1209" w:type="dxa"/>
+          </w:tcPr>
+          <w:p>
+            <w:pPr>
+              <w:jc w:val="center"/>
+              <w:rPr>
+                <w:rFonts w:ascii="Arial" w:eastAsia="Times New Roman" w:hAnsi="Arial" w:cs="Arial"/>
+                <w:b/>
+                <w:sz w:val="20"/>
+                <w:szCs w:val="20"/>
+              </w:rPr>
+            </w:pPr>
+            <w:r>
+              <w:rPr>
+                <w:rFonts w:ascii="Roboto" w:hAnsi="Roboto"/>
+                <w:b/>
+              </w:rPr>
+              <w:t>[Folio No]</w:t>
+            </w:r>
+          </w:p>
+        </w:tc>
+        <w:tc>
+          <w:tcPr>
+            <w:tcW w:w="2964" w:type="dxa"/>
+          </w:tcPr>
+          <w:p>
             <w:r>
               <w:rPr>
                 <w:rFonts w:cstheme="minorHAnsi"/>
@@ -1007,7 +1042,7 @@
                 <w:sz w:val="24"/>
                 <w:szCs w:val="24"/>
               </w:rPr>
-              <w:t>[Face Value ]</w:t>
+              <w:t>[NOS2</w:t>
             </w:r>
             <w:r>
               <w:rPr>
@@ -1016,7 +1051,7 @@
                 <w:sz w:val="24"/>
                 <w:szCs w:val="24"/>
               </w:rPr>
-              <w:t>/-</w:t>
+              <w:t>] Number and Face Value Rs.[Face Value ]/-</w:t>
             </w:r>
           </w:p>
         </w:tc>
@@ -1027,8 +1062,10 @@
           <w:p>
             <w:pPr>
               <w:rPr>
-                <w:rFonts w:ascii="Roboto" w:hAnsi="Roboto"/>
-                <w:b/>
+                <w:rFonts w:ascii="Arial" w:eastAsia="Times New Roman" w:hAnsi="Arial" w:cs="Arial"/>
+                <w:b/>
+                <w:sz w:val="20"/>
+                <w:szCs w:val="20"/>
               </w:rPr>
             </w:pPr>
             <w:r>
@@ -1036,7 +1073,7 @@
                 <w:rFonts w:ascii="Roboto" w:hAnsi="Roboto"/>
                 <w:b/>
               </w:rPr>
-              <w:t xml:space="preserve">        [SC1]</w:t>
+              <w:t xml:space="preserve">        [SC2]</w:t>
             </w:r>
           </w:p>
         </w:tc>
@@ -1048,8 +1085,10 @@
           <w:p>
             <w:pPr>
               <w:rPr>
-                <w:rFonts w:ascii="Roboto" w:hAnsi="Roboto"/>
-                <w:b/>
+                <w:rFonts w:ascii="Arial" w:eastAsia="Times New Roman" w:hAnsi="Arial" w:cs="Arial"/>
+                <w:b/>
+                <w:sz w:val="20"/>
+                <w:szCs w:val="20"/>
               </w:rPr>
             </w:pPr>
             <w:r>
@@ -1057,7 +1096,7 @@
                 <w:rFonts w:ascii="Roboto" w:hAnsi="Roboto"/>
                 <w:b/>
               </w:rPr>
-              <w:t xml:space="preserve">          [DN1]</w:t>
+              <w:t xml:space="preserve">          [DN2]</w:t>
             </w:r>
           </w:p>
         </w:tc>
@@ -1120,7 +1159,7 @@
                 <w:sz w:val="24"/>
                 <w:szCs w:val="24"/>
               </w:rPr>
-              <w:t>[NOS2</w:t>
+              <w:t>[NOS3</w:t>
             </w:r>
             <w:r>
               <w:rPr>
@@ -1129,9 +1168,116 @@
                 <w:sz w:val="24"/>
                 <w:szCs w:val="24"/>
               </w:rPr>
-              <w:t xml:space="preserve">] Number and Face Value </w:t>
-            </w:r>
-            <w:proofErr w:type="spellStart"/>
+              <w:t>] Number and Face Value Rs.[Face Value ]/-</w:t>
+            </w:r>
+          </w:p>
+        </w:tc>
+        <w:tc>
+          <w:tcPr>
+            <w:tcW w:w="1269" w:type="dxa"/>
+          </w:tcPr>
+          <w:p>
+            <w:pPr>
+              <w:rPr>
+                <w:rFonts w:ascii="Arial" w:eastAsia="Times New Roman" w:hAnsi="Arial" w:cs="Arial"/>
+                <w:b/>
+                <w:sz w:val="20"/>
+                <w:szCs w:val="20"/>
+              </w:rPr>
+            </w:pPr>
+            <w:r>
+              <w:rPr>
+                <w:rFonts w:ascii="Arial" w:eastAsia="Times New Roman" w:hAnsi="Arial" w:cs="Arial"/>
+                <w:b/>
+                <w:sz w:val="20"/>
+                <w:szCs w:val="20"/>
+              </w:rPr>
+              <w:t xml:space="preserve">        </w:t>
+            </w:r>
+            <w:r>
+              <w:rPr>
+                <w:rFonts w:ascii="Roboto" w:hAnsi="Roboto"/>
+                <w:b/>
+              </w:rPr>
+              <w:t>[SC3]</w:t>
+            </w:r>
+          </w:p>
+        </w:tc>
+        <w:tc>
+          <w:tcPr>
+            <w:tcW w:w="2660" w:type="dxa"/>
+            <w:gridSpan w:val="2"/>
+          </w:tcPr>
+          <w:p>
+            <w:pPr>
+              <w:rPr>
+                <w:rFonts w:ascii="Arial" w:eastAsia="Times New Roman" w:hAnsi="Arial" w:cs="Arial"/>
+                <w:b/>
+                <w:sz w:val="20"/>
+                <w:szCs w:val="20"/>
+              </w:rPr>
+            </w:pPr>
+            <w:r>
+              <w:rPr>
+                <w:rFonts w:ascii="Roboto" w:hAnsi="Roboto"/>
+                <w:b/>
+              </w:rPr>
+              <w:t xml:space="preserve">          [DN3]</w:t>
+            </w:r>
+          </w:p>
+        </w:tc>
+      </w:tr>
+      <w:tr>
+        <w:tc>
+          <w:tcPr>
+            <w:tcW w:w="1963" w:type="dxa"/>
+          </w:tcPr>
+          <w:p>
+            <w:pPr>
+              <w:rPr>
+                <w:rFonts w:ascii="Arial" w:eastAsia="Times New Roman" w:hAnsi="Arial" w:cs="Arial"/>
+                <w:b/>
+                <w:sz w:val="20"/>
+                <w:szCs w:val="20"/>
+              </w:rPr>
+            </w:pPr>
+            <w:r>
+              <w:rPr>
+                <w:rFonts w:ascii="Roboto" w:hAnsi="Roboto"/>
+                <w:b/>
+              </w:rPr>
+              <w:t xml:space="preserve"> [Company Name]</w:t>
+            </w:r>
+          </w:p>
+        </w:tc>
+        <w:tc>
+          <w:tcPr>
+            <w:tcW w:w="1209" w:type="dxa"/>
+          </w:tcPr>
+          <w:p>
+            <w:pPr>
+              <w:jc w:val="center"/>
+              <w:rPr>
+                <w:rFonts w:ascii="Arial" w:eastAsia="Times New Roman" w:hAnsi="Arial" w:cs="Arial"/>
+                <w:b/>
+                <w:sz w:val="20"/>
+                <w:szCs w:val="20"/>
+              </w:rPr>
+            </w:pPr>
+            <w:r>
+              <w:rPr>
+                <w:rFonts w:ascii="Roboto" w:hAnsi="Roboto"/>
+                <w:b/>
+              </w:rPr>
+              <w:t>[Folio No]</w:t>
+            </w:r>
+          </w:p>
+        </w:tc>
+        <w:tc>
+          <w:tcPr>
+            <w:tcW w:w="2964" w:type="dxa"/>
+          </w:tcPr>
+          <w:p>
             <w:r>
               <w:rPr>
                 <w:rFonts w:cstheme="minorHAnsi"/>
@@ -1139,9 +1285,8 @@
                 <w:sz w:val="24"/>
                 <w:szCs w:val="24"/>
               </w:rPr>
-              <w:t>Rs</w:t>
-            </w:r>
-            <w:proofErr w:type="spellEnd"/>
+              <w:t>[NOS4</w:t>
+            </w:r>
             <w:r>
               <w:rPr>
                 <w:rFonts w:cstheme="minorHAnsi"/>
@@ -1149,7 +1294,7 @@
                 <w:sz w:val="24"/>
                 <w:szCs w:val="24"/>
               </w:rPr>
-              <w:t>.[Face Value ]/-</w:t>
+              <w:t>] Number and Face Value Rs.[Face Value ]/-</w:t>
             </w:r>
           </w:p>
         </w:tc>
@@ -1168,10 +1313,19 @@
             </w:pPr>
             <w:r>
               <w:rPr>
-                <w:rFonts w:ascii="Roboto" w:hAnsi="Roboto"/>
-                <w:b/>
-              </w:rPr>
-              <w:t xml:space="preserve">        [SC2]</w:t>
+                <w:rFonts w:ascii="Arial" w:eastAsia="Times New Roman" w:hAnsi="Arial" w:cs="Arial"/>
+                <w:b/>
+                <w:sz w:val="20"/>
+                <w:szCs w:val="20"/>
+              </w:rPr>
+              <w:t xml:space="preserve">        </w:t>
+            </w:r>
+            <w:r>
+              <w:rPr>
+                <w:rFonts w:ascii="Roboto" w:hAnsi="Roboto"/>
+                <w:b/>
+              </w:rPr>
+              <w:t>[SC4]</w:t>
             </w:r>
           </w:p>
         </w:tc>
@@ -1194,7 +1348,7 @@
                 <w:rFonts w:ascii="Roboto" w:hAnsi="Roboto"/>
                 <w:b/>
               </w:rPr>
-              <w:t xml:space="preserve">          [DN2]</w:t>
+              <w:t xml:space="preserve">          [DN4]</w:t>
             </w:r>
           </w:p>
         </w:tc>
@@ -1257,7 +1411,7 @@
                 <w:sz w:val="24"/>
                 <w:szCs w:val="24"/>
               </w:rPr>
-              <w:t>[NOS3</w:t>
+              <w:t>[NOS5</w:t>
             </w:r>
             <w:r>
               <w:rPr>
@@ -1266,9 +1420,112 @@
                 <w:sz w:val="24"/>
                 <w:szCs w:val="24"/>
               </w:rPr>
-              <w:t xml:space="preserve">] Number and Face Value </w:t>
-            </w:r>
-            <w:proofErr w:type="spellStart"/>
+              <w:t>] Number and Face Value Rs.[Face Value ]/-</w:t>
+            </w:r>
+          </w:p>
+        </w:tc>
+        <w:tc>
+          <w:tcPr>
+            <w:tcW w:w="1269" w:type="dxa"/>
+          </w:tcPr>
+          <w:p>
+            <w:pPr>
+              <w:rPr>
+                <w:rFonts w:ascii="Arial" w:eastAsia="Times New Roman" w:hAnsi="Arial" w:cs="Arial"/>
+                <w:b/>
+                <w:sz w:val="20"/>
+                <w:szCs w:val="20"/>
+              </w:rPr>
+            </w:pPr>
+            <w:r>
+              <w:rPr>
+                <w:rFonts w:ascii="Arial" w:eastAsia="Times New Roman" w:hAnsi="Arial" w:cs="Arial"/>
+                <w:b/>
+                <w:sz w:val="20"/>
+                <w:szCs w:val="20"/>
+              </w:rPr>
+              <w:t xml:space="preserve">        </w:t>
+            </w:r>
+            <w:r>
+              <w:rPr>
+                <w:rFonts w:ascii="Roboto" w:hAnsi="Roboto"/>
+                <w:b/>
+              </w:rPr>
+              <w:t>[SC5]</w:t>
+            </w:r>
+          </w:p>
+        </w:tc>
+        <w:tc>
+          <w:tcPr>
+            <w:tcW w:w="2660" w:type="dxa"/>
+            <w:gridSpan w:val="2"/>
+          </w:tcPr>
+          <w:p>
+            <w:pPr>
+              <w:rPr>
+                <w:rFonts w:ascii="Arial" w:eastAsia="Times New Roman" w:hAnsi="Arial" w:cs="Arial"/>
+                <w:b/>
+                <w:sz w:val="20"/>
+                <w:szCs w:val="20"/>
+              </w:rPr>
+            </w:pPr>
+            <w:r>
+              <w:rPr>
+                <w:rFonts w:ascii="Roboto" w:hAnsi="Roboto"/>
+                <w:b/>
+              </w:rPr>
+              <w:t xml:space="preserve">          [DN5]</w:t>
+            </w:r>
+          </w:p>
+        </w:tc>
+      </w:tr>
+      <w:tr>
+        <w:tc>
+          <w:tcPr>
+            <w:tcW w:w="1963" w:type="dxa"/>
+          </w:tcPr>
+          <w:p>
+            <w:pPr>
+              <w:rPr>
+                <w:rFonts w:ascii="Roboto" w:hAnsi="Roboto"/>
+                <w:b/>
+              </w:rPr>
+            </w:pPr>
+            <w:r>
+              <w:rPr>
+                <w:rFonts w:ascii="Roboto" w:hAnsi="Roboto"/>
+                <w:b/>
+              </w:rPr>
+              <w:t xml:space="preserve"> [Company Name]</w:t>
+            </w:r>
+          </w:p>
+        </w:tc>
+        <w:tc>
+          <w:tcPr>
+            <w:tcW w:w="1209" w:type="dxa"/>
+          </w:tcPr>
+          <w:p>
+            <w:pPr>
+              <w:jc w:val="center"/>
+              <w:rPr>
+                <w:rFonts w:ascii="Roboto" w:hAnsi="Roboto"/>
+                <w:b/>
+              </w:rPr>
+            </w:pPr>
+            <w:r>
+              <w:rPr>
+                <w:rFonts w:ascii="Roboto" w:hAnsi="Roboto"/>
+                <w:b/>
+              </w:rPr>
+              <w:t>[Folio No]</w:t>
+            </w:r>
+          </w:p>
+        </w:tc>
+        <w:tc>
+          <w:tcPr>
+            <w:tcW w:w="2964" w:type="dxa"/>
+          </w:tcPr>
+          <w:p>
             <w:r>
               <w:rPr>
                 <w:rFonts w:cstheme="minorHAnsi"/>
@@ -1276,9 +1533,8 @@
                 <w:sz w:val="24"/>
                 <w:szCs w:val="24"/>
               </w:rPr>
-              <w:t>Rs</w:t>
-            </w:r>
-            <w:proofErr w:type="spellEnd"/>
+              <w:t>[NOS6</w:t>
+            </w:r>
             <w:r>
               <w:rPr>
                 <w:rFonts w:cstheme="minorHAnsi"/>
@@ -1286,7 +1542,7 @@
                 <w:sz w:val="24"/>
                 <w:szCs w:val="24"/>
               </w:rPr>
-              <w:t>.[Face Value ]/-</w:t>
+              <w:t>] Number and Face Value Rs.[Face Value ]/-</w:t>
             </w:r>
           </w:p>
         </w:tc>
@@ -1317,7 +1573,21 @@
                 <w:rFonts w:ascii="Roboto" w:hAnsi="Roboto"/>
                 <w:b/>
               </w:rPr>
-              <w:t>[SC3]</w:t>
+              <w:t>[SC</w:t>
+            </w:r>
+            <w:r>
+              <w:rPr>
+                <w:rFonts w:ascii="Roboto" w:hAnsi="Roboto"/>
+                <w:b/>
+              </w:rPr>
+              <w:t>6</w:t>
+            </w:r>
+            <w:r>
+              <w:rPr>
+                <w:rFonts w:ascii="Roboto" w:hAnsi="Roboto"/>
+                <w:b/>
+              </w:rPr>
+              <w:t>]</w:t>
             </w:r>
           </w:p>
         </w:tc>
@@ -1329,10 +1599,8 @@
           <w:p>
             <w:pPr>
               <w:rPr>
-                <w:rFonts w:ascii="Arial" w:eastAsia="Times New Roman" w:hAnsi="Arial" w:cs="Arial"/>
-                <w:b/>
-                <w:sz w:val="20"/>
-                <w:szCs w:val="20"/>
+                <w:rFonts w:ascii="Roboto" w:hAnsi="Roboto"/>
+                <w:b/>
               </w:rPr>
             </w:pPr>
             <w:r>
@@ -1340,7 +1608,21 @@
                 <w:rFonts w:ascii="Roboto" w:hAnsi="Roboto"/>
                 <w:b/>
               </w:rPr>
-              <w:t xml:space="preserve">          [DN3]</w:t>
+              <w:t xml:space="preserve">          [DN</w:t>
+            </w:r>
+            <w:r>
+              <w:rPr>
+                <w:rFonts w:ascii="Roboto" w:hAnsi="Roboto"/>
+                <w:b/>
+              </w:rPr>
+              <w:t>6</w:t>
+            </w:r>
+            <w:r>
+              <w:rPr>
+                <w:rFonts w:ascii="Roboto" w:hAnsi="Roboto"/>
+                <w:b/>
+              </w:rPr>
+              <w:t>]</w:t>
             </w:r>
           </w:p>
         </w:tc>
@@ -1403,7 +1685,7 @@
                 <w:sz w:val="24"/>
                 <w:szCs w:val="24"/>
               </w:rPr>
-              <w:t>[NOS4</w:t>
+              <w:t>[NOS7</w:t>
             </w:r>
             <w:r>
               <w:rPr>
@@ -1412,9 +1694,144 @@
                 <w:sz w:val="24"/>
                 <w:szCs w:val="24"/>
               </w:rPr>
-              <w:t xml:space="preserve">] Number and Face Value </w:t>
-            </w:r>
-            <w:proofErr w:type="spellStart"/>
+              <w:t>] Number and Face Value Rs.[Face Value ]/-</w:t>
+            </w:r>
+          </w:p>
+        </w:tc>
+        <w:tc>
+          <w:tcPr>
+            <w:tcW w:w="1269" w:type="dxa"/>
+          </w:tcPr>
+          <w:p>
+            <w:pPr>
+              <w:rPr>
+                <w:rFonts w:ascii="Arial" w:eastAsia="Times New Roman" w:hAnsi="Arial" w:cs="Arial"/>
+                <w:b/>
+                <w:sz w:val="20"/>
+                <w:szCs w:val="20"/>
+              </w:rPr>
+            </w:pPr>
+            <w:r>
+              <w:rPr>
+                <w:rFonts w:ascii="Arial" w:eastAsia="Times New Roman" w:hAnsi="Arial" w:cs="Arial"/>
+                <w:b/>
+                <w:sz w:val="20"/>
+                <w:szCs w:val="20"/>
+              </w:rPr>
+              <w:t xml:space="preserve">        </w:t>
+            </w:r>
+            <w:r>
+              <w:rPr>
+                <w:rFonts w:ascii="Roboto" w:hAnsi="Roboto"/>
+                <w:b/>
+              </w:rPr>
+              <w:t>[SC</w:t>
+            </w:r>
+            <w:r>
+              <w:rPr>
+                <w:rFonts w:ascii="Roboto" w:hAnsi="Roboto"/>
+                <w:b/>
+              </w:rPr>
+              <w:t>7</w:t>
+            </w:r>
+            <w:r>
+              <w:rPr>
+                <w:rFonts w:ascii="Roboto" w:hAnsi="Roboto"/>
+                <w:b/>
+              </w:rPr>
+              <w:t>]</w:t>
+            </w:r>
+          </w:p>
+        </w:tc>
+        <w:tc>
+          <w:tcPr>
+            <w:tcW w:w="2660" w:type="dxa"/>
+            <w:gridSpan w:val="2"/>
+          </w:tcPr>
+          <w:p>
+            <w:pPr>
+              <w:rPr>
+                <w:rFonts w:ascii="Arial" w:eastAsia="Times New Roman" w:hAnsi="Arial" w:cs="Arial"/>
+                <w:b/>
+                <w:sz w:val="20"/>
+                <w:szCs w:val="20"/>
+              </w:rPr>
+            </w:pPr>
+            <w:r>
+              <w:rPr>
+                <w:rFonts w:ascii="Roboto" w:hAnsi="Roboto"/>
+                <w:b/>
+              </w:rPr>
+              <w:t xml:space="preserve">          [DN</w:t>
+            </w:r>
+            <w:r>
+              <w:rPr>
+                <w:rFonts w:ascii="Roboto" w:hAnsi="Roboto"/>
+                <w:b/>
+              </w:rPr>
+              <w:t>7</w:t>
+            </w:r>
+            <w:r>
+              <w:rPr>
+                <w:rFonts w:ascii="Roboto" w:hAnsi="Roboto"/>
+                <w:b/>
+              </w:rPr>
+              <w:t>]</w:t>
+            </w:r>
+          </w:p>
+        </w:tc>
+      </w:tr>
+      <w:tr>
+        <w:tc>
+          <w:tcPr>
+            <w:tcW w:w="1963" w:type="dxa"/>
+          </w:tcPr>
+          <w:p>
+            <w:pPr>
+              <w:rPr>
+                <w:rFonts w:ascii="Arial" w:eastAsia="Times New Roman" w:hAnsi="Arial" w:cs="Arial"/>
+                <w:b/>
+                <w:sz w:val="20"/>
+                <w:szCs w:val="20"/>
+              </w:rPr>
+            </w:pPr>
+            <w:r>
+              <w:rPr>
+                <w:rFonts w:ascii="Roboto" w:hAnsi="Roboto"/>
+                <w:b/>
+              </w:rPr>
+              <w:t xml:space="preserve"> [Company Name]</w:t>
+            </w:r>
+          </w:p>
+        </w:tc>
+        <w:tc>
+          <w:tcPr>
+            <w:tcW w:w="1209" w:type="dxa"/>
+          </w:tcPr>
+          <w:p>
+            <w:pPr>
+              <w:jc w:val="center"/>
+              <w:rPr>
+                <w:rFonts w:ascii="Arial" w:eastAsia="Times New Roman" w:hAnsi="Arial" w:cs="Arial"/>
+                <w:b/>
+                <w:sz w:val="20"/>
+                <w:szCs w:val="20"/>
+              </w:rPr>
+            </w:pPr>
+            <w:r>
+              <w:rPr>
+                <w:rFonts w:ascii="Roboto" w:hAnsi="Roboto"/>
+                <w:b/>
+              </w:rPr>
+              <w:t>[Folio No]</w:t>
+            </w:r>
+          </w:p>
+        </w:tc>
+        <w:tc>
+          <w:tcPr>
+            <w:tcW w:w="2964" w:type="dxa"/>
+          </w:tcPr>
+          <w:p>
             <w:r>
               <w:rPr>
                 <w:rFonts w:cstheme="minorHAnsi"/>
@@ -1422,9 +1839,8 @@
                 <w:sz w:val="24"/>
                 <w:szCs w:val="24"/>
               </w:rPr>
-              <w:t>Rs</w:t>
-            </w:r>
-            <w:proofErr w:type="spellEnd"/>
+              <w:t>[NOS8</w:t>
+            </w:r>
             <w:r>
               <w:rPr>
                 <w:rFonts w:cstheme="minorHAnsi"/>
@@ -1432,7 +1848,7 @@
                 <w:sz w:val="24"/>
                 <w:szCs w:val="24"/>
               </w:rPr>
-              <w:t>.[Face Value ]/-</w:t>
+              <w:t>] Number and Face Value Rs.[Face Value ]/-</w:t>
             </w:r>
           </w:p>
         </w:tc>
@@ -1463,7 +1879,21 @@
                 <w:rFonts w:ascii="Roboto" w:hAnsi="Roboto"/>
                 <w:b/>
               </w:rPr>
-              <w:t>[SC4]</w:t>
+              <w:t>[SC</w:t>
+            </w:r>
+            <w:r>
+              <w:rPr>
+                <w:rFonts w:ascii="Roboto" w:hAnsi="Roboto"/>
+                <w:b/>
+              </w:rPr>
+              <w:t>8</w:t>
+            </w:r>
+            <w:r>
+              <w:rPr>
+                <w:rFonts w:ascii="Roboto" w:hAnsi="Roboto"/>
+                <w:b/>
+              </w:rPr>
+              <w:t>]</w:t>
             </w:r>
           </w:p>
         </w:tc>
@@ -1486,7 +1916,21 @@
                 <w:rFonts w:ascii="Roboto" w:hAnsi="Roboto"/>
                 <w:b/>
               </w:rPr>
-              <w:t xml:space="preserve">          [DN4]</w:t>
+              <w:t xml:space="preserve">          [DN</w:t>
+            </w:r>
+            <w:r>
+              <w:rPr>
+                <w:rFonts w:ascii="Roboto" w:hAnsi="Roboto"/>
+                <w:b/>
+              </w:rPr>
+              <w:t>8</w:t>
+            </w:r>
+            <w:r>
+              <w:rPr>
+                <w:rFonts w:ascii="Roboto" w:hAnsi="Roboto"/>
+                <w:b/>
+              </w:rPr>
+              <w:t>]</w:t>
             </w:r>
           </w:p>
         </w:tc>
@@ -1549,7 +1993,7 @@
                 <w:sz w:val="24"/>
                 <w:szCs w:val="24"/>
               </w:rPr>
-              <w:t>[NOS5</w:t>
+              <w:t>[NOS9</w:t>
             </w:r>
             <w:r>
               <w:rPr>
@@ -1558,9 +2002,144 @@
                 <w:sz w:val="24"/>
                 <w:szCs w:val="24"/>
               </w:rPr>
-              <w:t xml:space="preserve">] Number and Face Value </w:t>
-            </w:r>
-            <w:proofErr w:type="spellStart"/>
+              <w:t>] Number and Face Value Rs.[Face Value ]/-</w:t>
+            </w:r>
+          </w:p>
+        </w:tc>
+        <w:tc>
+          <w:tcPr>
+            <w:tcW w:w="1269" w:type="dxa"/>
+          </w:tcPr>
+          <w:p>
+            <w:pPr>
+              <w:rPr>
+                <w:rFonts w:ascii="Arial" w:eastAsia="Times New Roman" w:hAnsi="Arial" w:cs="Arial"/>
+                <w:b/>
+                <w:sz w:val="20"/>
+                <w:szCs w:val="20"/>
+              </w:rPr>
+            </w:pPr>
+            <w:r>
+              <w:rPr>
+                <w:rFonts w:ascii="Arial" w:eastAsia="Times New Roman" w:hAnsi="Arial" w:cs="Arial"/>
+                <w:b/>
+                <w:sz w:val="20"/>
+                <w:szCs w:val="20"/>
+              </w:rPr>
+              <w:t xml:space="preserve">        </w:t>
+            </w:r>
+            <w:r>
+              <w:rPr>
+                <w:rFonts w:ascii="Roboto" w:hAnsi="Roboto"/>
+                <w:b/>
+              </w:rPr>
+              <w:t>[SC</w:t>
+            </w:r>
+            <w:r>
+              <w:rPr>
+                <w:rFonts w:ascii="Roboto" w:hAnsi="Roboto"/>
+                <w:b/>
+              </w:rPr>
+              <w:t>9</w:t>
+            </w:r>
+            <w:r>
+              <w:rPr>
+                <w:rFonts w:ascii="Roboto" w:hAnsi="Roboto"/>
+                <w:b/>
+              </w:rPr>
+              <w:t>]</w:t>
+            </w:r>
+          </w:p>
+        </w:tc>
+        <w:tc>
+          <w:tcPr>
+            <w:tcW w:w="2660" w:type="dxa"/>
+            <w:gridSpan w:val="2"/>
+          </w:tcPr>
+          <w:p>
+            <w:pPr>
+              <w:rPr>
+                <w:rFonts w:ascii="Arial" w:eastAsia="Times New Roman" w:hAnsi="Arial" w:cs="Arial"/>
+                <w:b/>
+                <w:sz w:val="20"/>
+                <w:szCs w:val="20"/>
+              </w:rPr>
+            </w:pPr>
+            <w:r>
+              <w:rPr>
+                <w:rFonts w:ascii="Roboto" w:hAnsi="Roboto"/>
+                <w:b/>
+              </w:rPr>
+              <w:t xml:space="preserve">          [DN</w:t>
+            </w:r>
+            <w:r>
+              <w:rPr>
+                <w:rFonts w:ascii="Roboto" w:hAnsi="Roboto"/>
+                <w:b/>
+              </w:rPr>
+              <w:t>9</w:t>
+            </w:r>
+            <w:r>
+              <w:rPr>
+                <w:rFonts w:ascii="Roboto" w:hAnsi="Roboto"/>
+                <w:b/>
+              </w:rPr>
+              <w:t>]</w:t>
+            </w:r>
+          </w:p>
+        </w:tc>
+      </w:tr>
+      <w:tr>
+        <w:tc>
+          <w:tcPr>
+            <w:tcW w:w="1963" w:type="dxa"/>
+          </w:tcPr>
+          <w:p>
+            <w:pPr>
+              <w:rPr>
+                <w:rFonts w:ascii="Arial" w:eastAsia="Times New Roman" w:hAnsi="Arial" w:cs="Arial"/>
+                <w:b/>
+                <w:sz w:val="20"/>
+                <w:szCs w:val="20"/>
+              </w:rPr>
+            </w:pPr>
+            <w:r>
+              <w:rPr>
+                <w:rFonts w:ascii="Roboto" w:hAnsi="Roboto"/>
+                <w:b/>
+              </w:rPr>
+              <w:t xml:space="preserve"> [Company Name]</w:t>
+            </w:r>
+          </w:p>
+        </w:tc>
+        <w:tc>
+          <w:tcPr>
+            <w:tcW w:w="1209" w:type="dxa"/>
+          </w:tcPr>
+          <w:p>
+            <w:pPr>
+              <w:jc w:val="center"/>
+              <w:rPr>
+                <w:rFonts w:ascii="Arial" w:eastAsia="Times New Roman" w:hAnsi="Arial" w:cs="Arial"/>
+                <w:b/>
+                <w:sz w:val="20"/>
+                <w:szCs w:val="20"/>
+              </w:rPr>
+            </w:pPr>
+            <w:r>
+              <w:rPr>
+                <w:rFonts w:ascii="Roboto" w:hAnsi="Roboto"/>
+                <w:b/>
+              </w:rPr>
+              <w:t>[Folio No]</w:t>
+            </w:r>
+          </w:p>
+        </w:tc>
+        <w:tc>
+          <w:tcPr>
+            <w:tcW w:w="2964" w:type="dxa"/>
+          </w:tcPr>
+          <w:p>
             <w:r>
               <w:rPr>
                 <w:rFonts w:cstheme="minorHAnsi"/>
@@ -1568,9 +2147,8 @@
                 <w:sz w:val="24"/>
                 <w:szCs w:val="24"/>
               </w:rPr>
-              <w:t>Rs</w:t>
-            </w:r>
-            <w:proofErr w:type="spellEnd"/>
+              <w:t>[NOS1</w:t>
+            </w:r>
             <w:r>
               <w:rPr>
                 <w:rFonts w:cstheme="minorHAnsi"/>
@@ -1578,112 +2156,8 @@
                 <w:sz w:val="24"/>
                 <w:szCs w:val="24"/>
               </w:rPr>
-              <w:t>.[Face Value ]/-</w:t>
-            </w:r>
-          </w:p>
-        </w:tc>
-        <w:tc>
-          <w:tcPr>
-            <w:tcW w:w="1269" w:type="dxa"/>
-          </w:tcPr>
-          <w:p>
-            <w:pPr>
-              <w:rPr>
-                <w:rFonts w:ascii="Arial" w:eastAsia="Times New Roman" w:hAnsi="Arial" w:cs="Arial"/>
-                <w:b/>
-                <w:sz w:val="20"/>
-                <w:szCs w:val="20"/>
-              </w:rPr>
-            </w:pPr>
-            <w:r>
-              <w:rPr>
-                <w:rFonts w:ascii="Arial" w:eastAsia="Times New Roman" w:hAnsi="Arial" w:cs="Arial"/>
-                <w:b/>
-                <w:sz w:val="20"/>
-                <w:szCs w:val="20"/>
-              </w:rPr>
-              <w:t xml:space="preserve">        </w:t>
-            </w:r>
-            <w:r>
-              <w:rPr>
-                <w:rFonts w:ascii="Roboto" w:hAnsi="Roboto"/>
-                <w:b/>
-              </w:rPr>
-              <w:t>[SC5]</w:t>
-            </w:r>
-          </w:p>
-        </w:tc>
-        <w:tc>
-          <w:tcPr>
-            <w:tcW w:w="2660" w:type="dxa"/>
-            <w:gridSpan w:val="2"/>
-          </w:tcPr>
-          <w:p>
-            <w:pPr>
-              <w:rPr>
-                <w:rFonts w:ascii="Arial" w:eastAsia="Times New Roman" w:hAnsi="Arial" w:cs="Arial"/>
-                <w:b/>
-                <w:sz w:val="20"/>
-                <w:szCs w:val="20"/>
-              </w:rPr>
-            </w:pPr>
-            <w:r>
-              <w:rPr>
-                <w:rFonts w:ascii="Roboto" w:hAnsi="Roboto"/>
-                <w:b/>
-              </w:rPr>
-              <w:t xml:space="preserve">          [DN5]</w:t>
-            </w:r>
-          </w:p>
-        </w:tc>
-      </w:tr>
-      <w:tr>
-        <w:tc>
-          <w:tcPr>
-            <w:tcW w:w="1963" w:type="dxa"/>
-          </w:tcPr>
-          <w:p>
-            <w:pPr>
-              <w:rPr>
-                <w:rFonts w:ascii="Roboto" w:hAnsi="Roboto"/>
-                <w:b/>
-              </w:rPr>
-            </w:pPr>
-            <w:r>
-              <w:rPr>
-                <w:rFonts w:ascii="Roboto" w:hAnsi="Roboto"/>
-                <w:b/>
-              </w:rPr>
-              <w:t xml:space="preserve"> [Company Name]</w:t>
-            </w:r>
-          </w:p>
-        </w:tc>
-        <w:tc>
-          <w:tcPr>
-            <w:tcW w:w="1209" w:type="dxa"/>
-          </w:tcPr>
-          <w:p>
-            <w:pPr>
-              <w:jc w:val="center"/>
-              <w:rPr>
-                <w:rFonts w:ascii="Roboto" w:hAnsi="Roboto"/>
-                <w:b/>
-              </w:rPr>
-            </w:pPr>
-            <w:r>
-              <w:rPr>
-                <w:rFonts w:ascii="Roboto" w:hAnsi="Roboto"/>
-                <w:b/>
-              </w:rPr>
-              <w:t>[Folio No]</w:t>
-            </w:r>
-          </w:p>
-        </w:tc>
-        <w:tc>
-          <w:tcPr>
-            <w:tcW w:w="2964" w:type="dxa"/>
-          </w:tcPr>
-          <w:p>
+              <w:t>0</w:t>
+            </w:r>
             <w:r>
               <w:rPr>
                 <w:rFonts w:cstheme="minorHAnsi"/>
@@ -1691,739 +2165,7 @@
                 <w:sz w:val="24"/>
                 <w:szCs w:val="24"/>
               </w:rPr>
-              <w:t>[NOS6</w:t>
-            </w:r>
-            <w:r>
-              <w:rPr>
-                <w:rFonts w:cstheme="minorHAnsi"/>
-                <w:b/>
-                <w:sz w:val="24"/>
-                <w:szCs w:val="24"/>
-              </w:rPr>
-              <w:t xml:space="preserve">] Number and Face Value </w:t>
-            </w:r>
-            <w:proofErr w:type="spellStart"/>
-            <w:r>
-              <w:rPr>
-                <w:rFonts w:cstheme="minorHAnsi"/>
-                <w:b/>
-                <w:sz w:val="24"/>
-                <w:szCs w:val="24"/>
-              </w:rPr>
-              <w:t>Rs</w:t>
-            </w:r>
-            <w:proofErr w:type="spellEnd"/>
-            <w:r>
-              <w:rPr>
-                <w:rFonts w:cstheme="minorHAnsi"/>
-                <w:b/>
-                <w:sz w:val="24"/>
-                <w:szCs w:val="24"/>
-              </w:rPr>
-              <w:t>.[Face Value ]/-</w:t>
-            </w:r>
-          </w:p>
-        </w:tc>
-        <w:tc>
-          <w:tcPr>
-            <w:tcW w:w="1269" w:type="dxa"/>
-          </w:tcPr>
-          <w:p>
-            <w:pPr>
-              <w:rPr>
-                <w:rFonts w:ascii="Arial" w:eastAsia="Times New Roman" w:hAnsi="Arial" w:cs="Arial"/>
-                <w:b/>
-                <w:sz w:val="20"/>
-                <w:szCs w:val="20"/>
-              </w:rPr>
-            </w:pPr>
-            <w:r>
-              <w:rPr>
-                <w:rFonts w:ascii="Arial" w:eastAsia="Times New Roman" w:hAnsi="Arial" w:cs="Arial"/>
-                <w:b/>
-                <w:sz w:val="20"/>
-                <w:szCs w:val="20"/>
-              </w:rPr>
-              <w:t xml:space="preserve">        </w:t>
-            </w:r>
-            <w:r>
-              <w:rPr>
-                <w:rFonts w:ascii="Roboto" w:hAnsi="Roboto"/>
-                <w:b/>
-              </w:rPr>
-              <w:t>[SC</w:t>
-            </w:r>
-            <w:r>
-              <w:rPr>
-                <w:rFonts w:ascii="Roboto" w:hAnsi="Roboto"/>
-                <w:b/>
-              </w:rPr>
-              <w:t>6</w:t>
-            </w:r>
-            <w:r>
-              <w:rPr>
-                <w:rFonts w:ascii="Roboto" w:hAnsi="Roboto"/>
-                <w:b/>
-              </w:rPr>
-              <w:t>]</w:t>
-            </w:r>
-          </w:p>
-        </w:tc>
-        <w:tc>
-          <w:tcPr>
-            <w:tcW w:w="2660" w:type="dxa"/>
-            <w:gridSpan w:val="2"/>
-          </w:tcPr>
-          <w:p>
-            <w:pPr>
-              <w:rPr>
-                <w:rFonts w:ascii="Roboto" w:hAnsi="Roboto"/>
-                <w:b/>
-              </w:rPr>
-            </w:pPr>
-            <w:r>
-              <w:rPr>
-                <w:rFonts w:ascii="Roboto" w:hAnsi="Roboto"/>
-                <w:b/>
-              </w:rPr>
-              <w:t xml:space="preserve">          [DN</w:t>
-            </w:r>
-            <w:r>
-              <w:rPr>
-                <w:rFonts w:ascii="Roboto" w:hAnsi="Roboto"/>
-                <w:b/>
-              </w:rPr>
-              <w:t>6</w:t>
-            </w:r>
-            <w:r>
-              <w:rPr>
-                <w:rFonts w:ascii="Roboto" w:hAnsi="Roboto"/>
-                <w:b/>
-              </w:rPr>
-              <w:t>]</w:t>
-            </w:r>
-          </w:p>
-        </w:tc>
-      </w:tr>
-      <w:tr>
-        <w:tc>
-          <w:tcPr>
-            <w:tcW w:w="1963" w:type="dxa"/>
-          </w:tcPr>
-          <w:p>
-            <w:pPr>
-              <w:rPr>
-                <w:rFonts w:ascii="Arial" w:eastAsia="Times New Roman" w:hAnsi="Arial" w:cs="Arial"/>
-                <w:b/>
-                <w:sz w:val="20"/>
-                <w:szCs w:val="20"/>
-              </w:rPr>
-            </w:pPr>
-            <w:r>
-              <w:rPr>
-                <w:rFonts w:ascii="Roboto" w:hAnsi="Roboto"/>
-                <w:b/>
-              </w:rPr>
-              <w:t xml:space="preserve"> [Company Name]</w:t>
-            </w:r>
-          </w:p>
-        </w:tc>
-        <w:tc>
-          <w:tcPr>
-            <w:tcW w:w="1209" w:type="dxa"/>
-          </w:tcPr>
-          <w:p>
-            <w:pPr>
-              <w:jc w:val="center"/>
-              <w:rPr>
-                <w:rFonts w:ascii="Arial" w:eastAsia="Times New Roman" w:hAnsi="Arial" w:cs="Arial"/>
-                <w:b/>
-                <w:sz w:val="20"/>
-                <w:szCs w:val="20"/>
-              </w:rPr>
-            </w:pPr>
-            <w:r>
-              <w:rPr>
-                <w:rFonts w:ascii="Roboto" w:hAnsi="Roboto"/>
-                <w:b/>
-              </w:rPr>
-              <w:t>[Folio No]</w:t>
-            </w:r>
-          </w:p>
-        </w:tc>
-        <w:tc>
-          <w:tcPr>
-            <w:tcW w:w="2964" w:type="dxa"/>
-          </w:tcPr>
-          <w:p>
-            <w:r>
-              <w:rPr>
-                <w:rFonts w:cstheme="minorHAnsi"/>
-                <w:b/>
-                <w:sz w:val="24"/>
-                <w:szCs w:val="24"/>
-              </w:rPr>
-              <w:t>[NOS7</w:t>
-            </w:r>
-            <w:r>
-              <w:rPr>
-                <w:rFonts w:cstheme="minorHAnsi"/>
-                <w:b/>
-                <w:sz w:val="24"/>
-                <w:szCs w:val="24"/>
-              </w:rPr>
-              <w:t xml:space="preserve">] Number and Face Value </w:t>
-            </w:r>
-            <w:proofErr w:type="spellStart"/>
-            <w:r>
-              <w:rPr>
-                <w:rFonts w:cstheme="minorHAnsi"/>
-                <w:b/>
-                <w:sz w:val="24"/>
-                <w:szCs w:val="24"/>
-              </w:rPr>
-              <w:t>Rs</w:t>
-            </w:r>
-            <w:proofErr w:type="spellEnd"/>
-            <w:r>
-              <w:rPr>
-                <w:rFonts w:cstheme="minorHAnsi"/>
-                <w:b/>
-                <w:sz w:val="24"/>
-                <w:szCs w:val="24"/>
-              </w:rPr>
-              <w:t>.[Face Value ]/-</w:t>
-            </w:r>
-          </w:p>
-        </w:tc>
-        <w:tc>
-          <w:tcPr>
-            <w:tcW w:w="1269" w:type="dxa"/>
-          </w:tcPr>
-          <w:p>
-            <w:pPr>
-              <w:rPr>
-                <w:rFonts w:ascii="Arial" w:eastAsia="Times New Roman" w:hAnsi="Arial" w:cs="Arial"/>
-                <w:b/>
-                <w:sz w:val="20"/>
-                <w:szCs w:val="20"/>
-              </w:rPr>
-            </w:pPr>
-            <w:r>
-              <w:rPr>
-                <w:rFonts w:ascii="Arial" w:eastAsia="Times New Roman" w:hAnsi="Arial" w:cs="Arial"/>
-                <w:b/>
-                <w:sz w:val="20"/>
-                <w:szCs w:val="20"/>
-              </w:rPr>
-              <w:t xml:space="preserve">        </w:t>
-            </w:r>
-            <w:r>
-              <w:rPr>
-                <w:rFonts w:ascii="Roboto" w:hAnsi="Roboto"/>
-                <w:b/>
-              </w:rPr>
-              <w:t>[SC</w:t>
-            </w:r>
-            <w:r>
-              <w:rPr>
-                <w:rFonts w:ascii="Roboto" w:hAnsi="Roboto"/>
-                <w:b/>
-              </w:rPr>
-              <w:t>7</w:t>
-            </w:r>
-            <w:r>
-              <w:rPr>
-                <w:rFonts w:ascii="Roboto" w:hAnsi="Roboto"/>
-                <w:b/>
-              </w:rPr>
-              <w:t>]</w:t>
-            </w:r>
-          </w:p>
-        </w:tc>
-        <w:tc>
-          <w:tcPr>
-            <w:tcW w:w="2660" w:type="dxa"/>
-            <w:gridSpan w:val="2"/>
-          </w:tcPr>
-          <w:p>
-            <w:pPr>
-              <w:rPr>
-                <w:rFonts w:ascii="Arial" w:eastAsia="Times New Roman" w:hAnsi="Arial" w:cs="Arial"/>
-                <w:b/>
-                <w:sz w:val="20"/>
-                <w:szCs w:val="20"/>
-              </w:rPr>
-            </w:pPr>
-            <w:r>
-              <w:rPr>
-                <w:rFonts w:ascii="Roboto" w:hAnsi="Roboto"/>
-                <w:b/>
-              </w:rPr>
-              <w:t xml:space="preserve">          [DN</w:t>
-            </w:r>
-            <w:r>
-              <w:rPr>
-                <w:rFonts w:ascii="Roboto" w:hAnsi="Roboto"/>
-                <w:b/>
-              </w:rPr>
-              <w:t>7</w:t>
-            </w:r>
-            <w:r>
-              <w:rPr>
-                <w:rFonts w:ascii="Roboto" w:hAnsi="Roboto"/>
-                <w:b/>
-              </w:rPr>
-              <w:t>]</w:t>
-            </w:r>
-          </w:p>
-        </w:tc>
-      </w:tr>
-      <w:tr>
-        <w:tc>
-          <w:tcPr>
-            <w:tcW w:w="1963" w:type="dxa"/>
-          </w:tcPr>
-          <w:p>
-            <w:pPr>
-              <w:rPr>
-                <w:rFonts w:ascii="Arial" w:eastAsia="Times New Roman" w:hAnsi="Arial" w:cs="Arial"/>
-                <w:b/>
-                <w:sz w:val="20"/>
-                <w:szCs w:val="20"/>
-              </w:rPr>
-            </w:pPr>
-            <w:r>
-              <w:rPr>
-                <w:rFonts w:ascii="Roboto" w:hAnsi="Roboto"/>
-                <w:b/>
-              </w:rPr>
-              <w:t xml:space="preserve"> [Company Name]</w:t>
-            </w:r>
-          </w:p>
-        </w:tc>
-        <w:tc>
-          <w:tcPr>
-            <w:tcW w:w="1209" w:type="dxa"/>
-          </w:tcPr>
-          <w:p>
-            <w:pPr>
-              <w:jc w:val="center"/>
-              <w:rPr>
-                <w:rFonts w:ascii="Arial" w:eastAsia="Times New Roman" w:hAnsi="Arial" w:cs="Arial"/>
-                <w:b/>
-                <w:sz w:val="20"/>
-                <w:szCs w:val="20"/>
-              </w:rPr>
-            </w:pPr>
-            <w:r>
-              <w:rPr>
-                <w:rFonts w:ascii="Roboto" w:hAnsi="Roboto"/>
-                <w:b/>
-              </w:rPr>
-              <w:t>[Folio No]</w:t>
-            </w:r>
-          </w:p>
-        </w:tc>
-        <w:tc>
-          <w:tcPr>
-            <w:tcW w:w="2964" w:type="dxa"/>
-          </w:tcPr>
-          <w:p>
-            <w:r>
-              <w:rPr>
-                <w:rFonts w:cstheme="minorHAnsi"/>
-                <w:b/>
-                <w:sz w:val="24"/>
-                <w:szCs w:val="24"/>
-              </w:rPr>
-              <w:t>[NOS8</w:t>
-            </w:r>
-            <w:r>
-              <w:rPr>
-                <w:rFonts w:cstheme="minorHAnsi"/>
-                <w:b/>
-                <w:sz w:val="24"/>
-                <w:szCs w:val="24"/>
-              </w:rPr>
-              <w:t xml:space="preserve">] Number and Face Value </w:t>
-            </w:r>
-            <w:proofErr w:type="spellStart"/>
-            <w:r>
-              <w:rPr>
-                <w:rFonts w:cstheme="minorHAnsi"/>
-                <w:b/>
-                <w:sz w:val="24"/>
-                <w:szCs w:val="24"/>
-              </w:rPr>
-              <w:t>Rs</w:t>
-            </w:r>
-            <w:proofErr w:type="spellEnd"/>
-            <w:r>
-              <w:rPr>
-                <w:rFonts w:cstheme="minorHAnsi"/>
-                <w:b/>
-                <w:sz w:val="24"/>
-                <w:szCs w:val="24"/>
-              </w:rPr>
-              <w:t>.[Face Value ]/-</w:t>
-            </w:r>
-          </w:p>
-        </w:tc>
-        <w:tc>
-          <w:tcPr>
-            <w:tcW w:w="1269" w:type="dxa"/>
-          </w:tcPr>
-          <w:p>
-            <w:pPr>
-              <w:rPr>
-                <w:rFonts w:ascii="Arial" w:eastAsia="Times New Roman" w:hAnsi="Arial" w:cs="Arial"/>
-                <w:b/>
-                <w:sz w:val="20"/>
-                <w:szCs w:val="20"/>
-              </w:rPr>
-            </w:pPr>
-            <w:r>
-              <w:rPr>
-                <w:rFonts w:ascii="Arial" w:eastAsia="Times New Roman" w:hAnsi="Arial" w:cs="Arial"/>
-                <w:b/>
-                <w:sz w:val="20"/>
-                <w:szCs w:val="20"/>
-              </w:rPr>
-              <w:t xml:space="preserve">        </w:t>
-            </w:r>
-            <w:r>
-              <w:rPr>
-                <w:rFonts w:ascii="Roboto" w:hAnsi="Roboto"/>
-                <w:b/>
-              </w:rPr>
-              <w:t>[SC</w:t>
-            </w:r>
-            <w:r>
-              <w:rPr>
-                <w:rFonts w:ascii="Roboto" w:hAnsi="Roboto"/>
-                <w:b/>
-              </w:rPr>
-              <w:t>8</w:t>
-            </w:r>
-            <w:r>
-              <w:rPr>
-                <w:rFonts w:ascii="Roboto" w:hAnsi="Roboto"/>
-                <w:b/>
-              </w:rPr>
-              <w:t>]</w:t>
-            </w:r>
-          </w:p>
-        </w:tc>
-        <w:tc>
-          <w:tcPr>
-            <w:tcW w:w="2660" w:type="dxa"/>
-            <w:gridSpan w:val="2"/>
-          </w:tcPr>
-          <w:p>
-            <w:pPr>
-              <w:rPr>
-                <w:rFonts w:ascii="Arial" w:eastAsia="Times New Roman" w:hAnsi="Arial" w:cs="Arial"/>
-                <w:b/>
-                <w:sz w:val="20"/>
-                <w:szCs w:val="20"/>
-              </w:rPr>
-            </w:pPr>
-            <w:r>
-              <w:rPr>
-                <w:rFonts w:ascii="Roboto" w:hAnsi="Roboto"/>
-                <w:b/>
-              </w:rPr>
-              <w:t xml:space="preserve">          [DN</w:t>
-            </w:r>
-            <w:r>
-              <w:rPr>
-                <w:rFonts w:ascii="Roboto" w:hAnsi="Roboto"/>
-                <w:b/>
-              </w:rPr>
-              <w:t>8</w:t>
-            </w:r>
-            <w:r>
-              <w:rPr>
-                <w:rFonts w:ascii="Roboto" w:hAnsi="Roboto"/>
-                <w:b/>
-              </w:rPr>
-              <w:t>]</w:t>
-            </w:r>
-          </w:p>
-        </w:tc>
-      </w:tr>
-      <w:tr>
-        <w:tc>
-          <w:tcPr>
-            <w:tcW w:w="1963" w:type="dxa"/>
-          </w:tcPr>
-          <w:p>
-            <w:pPr>
-              <w:rPr>
-                <w:rFonts w:ascii="Arial" w:eastAsia="Times New Roman" w:hAnsi="Arial" w:cs="Arial"/>
-                <w:b/>
-                <w:sz w:val="20"/>
-                <w:szCs w:val="20"/>
-              </w:rPr>
-            </w:pPr>
-            <w:r>
-              <w:rPr>
-                <w:rFonts w:ascii="Roboto" w:hAnsi="Roboto"/>
-                <w:b/>
-              </w:rPr>
-              <w:t xml:space="preserve"> [Company Name]</w:t>
-            </w:r>
-          </w:p>
-        </w:tc>
-        <w:tc>
-          <w:tcPr>
-            <w:tcW w:w="1209" w:type="dxa"/>
-          </w:tcPr>
-          <w:p>
-            <w:pPr>
-              <w:jc w:val="center"/>
-              <w:rPr>
-                <w:rFonts w:ascii="Arial" w:eastAsia="Times New Roman" w:hAnsi="Arial" w:cs="Arial"/>
-                <w:b/>
-                <w:sz w:val="20"/>
-                <w:szCs w:val="20"/>
-              </w:rPr>
-            </w:pPr>
-            <w:r>
-              <w:rPr>
-                <w:rFonts w:ascii="Roboto" w:hAnsi="Roboto"/>
-                <w:b/>
-              </w:rPr>
-              <w:t>[Folio No]</w:t>
-            </w:r>
-          </w:p>
-        </w:tc>
-        <w:tc>
-          <w:tcPr>
-            <w:tcW w:w="2964" w:type="dxa"/>
-          </w:tcPr>
-          <w:p>
-            <w:r>
-              <w:rPr>
-                <w:rFonts w:cstheme="minorHAnsi"/>
-                <w:b/>
-                <w:sz w:val="24"/>
-                <w:szCs w:val="24"/>
-              </w:rPr>
-              <w:t>[NOS9</w:t>
-            </w:r>
-            <w:r>
-              <w:rPr>
-                <w:rFonts w:cstheme="minorHAnsi"/>
-                <w:b/>
-                <w:sz w:val="24"/>
-                <w:szCs w:val="24"/>
-              </w:rPr>
-              <w:t xml:space="preserve">] Number and Face Value </w:t>
-            </w:r>
-            <w:proofErr w:type="spellStart"/>
-            <w:r>
-              <w:rPr>
-                <w:rFonts w:cstheme="minorHAnsi"/>
-                <w:b/>
-                <w:sz w:val="24"/>
-                <w:szCs w:val="24"/>
-              </w:rPr>
-              <w:t>Rs</w:t>
-            </w:r>
-            <w:proofErr w:type="spellEnd"/>
-            <w:r>
-              <w:rPr>
-                <w:rFonts w:cstheme="minorHAnsi"/>
-                <w:b/>
-                <w:sz w:val="24"/>
-                <w:szCs w:val="24"/>
-              </w:rPr>
-              <w:t>.[Face Value ]/-</w:t>
-            </w:r>
-          </w:p>
-        </w:tc>
-        <w:tc>
-          <w:tcPr>
-            <w:tcW w:w="1269" w:type="dxa"/>
-          </w:tcPr>
-          <w:p>
-            <w:pPr>
-              <w:rPr>
-                <w:rFonts w:ascii="Arial" w:eastAsia="Times New Roman" w:hAnsi="Arial" w:cs="Arial"/>
-                <w:b/>
-                <w:sz w:val="20"/>
-                <w:szCs w:val="20"/>
-              </w:rPr>
-            </w:pPr>
-            <w:r>
-              <w:rPr>
-                <w:rFonts w:ascii="Arial" w:eastAsia="Times New Roman" w:hAnsi="Arial" w:cs="Arial"/>
-                <w:b/>
-                <w:sz w:val="20"/>
-                <w:szCs w:val="20"/>
-              </w:rPr>
-              <w:t xml:space="preserve">        </w:t>
-            </w:r>
-            <w:r>
-              <w:rPr>
-                <w:rFonts w:ascii="Roboto" w:hAnsi="Roboto"/>
-                <w:b/>
-              </w:rPr>
-              <w:t>[SC</w:t>
-            </w:r>
-            <w:r>
-              <w:rPr>
-                <w:rFonts w:ascii="Roboto" w:hAnsi="Roboto"/>
-                <w:b/>
-              </w:rPr>
-              <w:t>9</w:t>
-            </w:r>
-            <w:r>
-              <w:rPr>
-                <w:rFonts w:ascii="Roboto" w:hAnsi="Roboto"/>
-                <w:b/>
-              </w:rPr>
-              <w:t>]</w:t>
-            </w:r>
-          </w:p>
-        </w:tc>
-        <w:tc>
-          <w:tcPr>
-            <w:tcW w:w="2660" w:type="dxa"/>
-            <w:gridSpan w:val="2"/>
-          </w:tcPr>
-          <w:p>
-            <w:pPr>
-              <w:rPr>
-                <w:rFonts w:ascii="Arial" w:eastAsia="Times New Roman" w:hAnsi="Arial" w:cs="Arial"/>
-                <w:b/>
-                <w:sz w:val="20"/>
-                <w:szCs w:val="20"/>
-              </w:rPr>
-            </w:pPr>
-            <w:r>
-              <w:rPr>
-                <w:rFonts w:ascii="Roboto" w:hAnsi="Roboto"/>
-                <w:b/>
-              </w:rPr>
-              <w:t xml:space="preserve">          [DN</w:t>
-            </w:r>
-            <w:r>
-              <w:rPr>
-                <w:rFonts w:ascii="Roboto" w:hAnsi="Roboto"/>
-                <w:b/>
-              </w:rPr>
-              <w:t>9</w:t>
-            </w:r>
-            <w:r>
-              <w:rPr>
-                <w:rFonts w:ascii="Roboto" w:hAnsi="Roboto"/>
-                <w:b/>
-              </w:rPr>
-              <w:t>]</w:t>
-            </w:r>
-          </w:p>
-        </w:tc>
-      </w:tr>
-      <w:tr>
-        <w:tc>
-          <w:tcPr>
-            <w:tcW w:w="1963" w:type="dxa"/>
-          </w:tcPr>
-          <w:p>
-            <w:pPr>
-              <w:rPr>
-                <w:rFonts w:ascii="Arial" w:eastAsia="Times New Roman" w:hAnsi="Arial" w:cs="Arial"/>
-                <w:b/>
-                <w:sz w:val="20"/>
-                <w:szCs w:val="20"/>
-              </w:rPr>
-            </w:pPr>
-            <w:r>
-              <w:rPr>
-                <w:rFonts w:ascii="Roboto" w:hAnsi="Roboto"/>
-                <w:b/>
-              </w:rPr>
-              <w:t xml:space="preserve"> [Company Name]</w:t>
-            </w:r>
-          </w:p>
-        </w:tc>
-        <w:tc>
-          <w:tcPr>
-            <w:tcW w:w="1209" w:type="dxa"/>
-          </w:tcPr>
-          <w:p>
-            <w:pPr>
-              <w:jc w:val="center"/>
-              <w:rPr>
-                <w:rFonts w:ascii="Arial" w:eastAsia="Times New Roman" w:hAnsi="Arial" w:cs="Arial"/>
-                <w:b/>
-                <w:sz w:val="20"/>
-                <w:szCs w:val="20"/>
-              </w:rPr>
-            </w:pPr>
-            <w:r>
-              <w:rPr>
-                <w:rFonts w:ascii="Roboto" w:hAnsi="Roboto"/>
-                <w:b/>
-              </w:rPr>
-              <w:t>[Folio No]</w:t>
-            </w:r>
-          </w:p>
-        </w:tc>
-        <w:tc>
-          <w:tcPr>
-            <w:tcW w:w="2964" w:type="dxa"/>
-          </w:tcPr>
-          <w:p>
-            <w:r>
-              <w:rPr>
-                <w:rFonts w:cstheme="minorHAnsi"/>
-                <w:b/>
-                <w:sz w:val="24"/>
-                <w:szCs w:val="24"/>
-              </w:rPr>
-              <w:t>[NOS1</w:t>
-            </w:r>
-            <w:r>
-              <w:rPr>
-                <w:rFonts w:cstheme="minorHAnsi"/>
-                <w:b/>
-                <w:sz w:val="24"/>
-                <w:szCs w:val="24"/>
-              </w:rPr>
-              <w:t>0</w:t>
-            </w:r>
-            <w:r>
-              <w:rPr>
-                <w:rFonts w:cstheme="minorHAnsi"/>
-                <w:b/>
-                <w:sz w:val="24"/>
-                <w:szCs w:val="24"/>
-              </w:rPr>
-              <w:t xml:space="preserve">] Number and Face Value </w:t>
-            </w:r>
-            <w:proofErr w:type="spellStart"/>
-            <w:r>
-              <w:rPr>
-                <w:rFonts w:cstheme="minorHAnsi"/>
-                <w:b/>
-                <w:sz w:val="24"/>
-                <w:szCs w:val="24"/>
-              </w:rPr>
-              <w:t>Rs</w:t>
-            </w:r>
-            <w:proofErr w:type="spellEnd"/>
-            <w:r>
-              <w:rPr>
-                <w:rFonts w:cstheme="minorHAnsi"/>
-                <w:b/>
-                <w:sz w:val="24"/>
-                <w:szCs w:val="24"/>
-              </w:rPr>
-              <w:t>.[Face Value ]/-</w:t>
+              <w:t>] Number and Face Value Rs.[Face Value ]/-</w:t>
             </w:r>
           </w:p>
         </w:tc>
@@ -2543,25 +2285,7 @@
           <w:b/>
           <w:lang w:val="en-IN" w:eastAsia="en-GB" w:bidi="hi-IN"/>
         </w:rPr>
-        <w:t xml:space="preserve">[Name as per </w:t>
-      </w:r>
-      <w:proofErr w:type="spellStart"/>
-      <w:r>
-        <w:rPr>
-          <w:rFonts w:ascii="Roboto" w:eastAsia="Times New Roman" w:hAnsi="Roboto" w:cs="Times New Roman"/>
-          <w:b/>
-          <w:lang w:val="en-IN" w:eastAsia="en-GB" w:bidi="hi-IN"/>
-        </w:rPr>
-        <w:t>Aadhar</w:t>
-      </w:r>
-      <w:proofErr w:type="spellEnd"/>
-      <w:r>
-        <w:rPr>
-          <w:rFonts w:ascii="Roboto" w:eastAsia="Times New Roman" w:hAnsi="Roboto" w:cs="Times New Roman"/>
-          <w:b/>
-          <w:lang w:val="en-IN" w:eastAsia="en-GB" w:bidi="hi-IN"/>
-        </w:rPr>
-        <w:t xml:space="preserve"> C1]</w:t>
+        <w:t>[Name as per Aadhar C1]</w:t>
       </w:r>
       <w:r>
         <w:rPr>
@@ -2655,25 +2379,7 @@
           <w:b/>
           <w:lang w:val="en-IN" w:eastAsia="en-GB" w:bidi="hi-IN"/>
         </w:rPr>
-        <w:t xml:space="preserve">[Name as per </w:t>
-      </w:r>
-      <w:proofErr w:type="spellStart"/>
-      <w:r>
-        <w:rPr>
-          <w:rFonts w:ascii="Roboto" w:eastAsia="Times New Roman" w:hAnsi="Roboto" w:cs="Times New Roman"/>
-          <w:b/>
-          <w:lang w:val="en-IN" w:eastAsia="en-GB" w:bidi="hi-IN"/>
-        </w:rPr>
-        <w:t>Aadhar</w:t>
-      </w:r>
-      <w:proofErr w:type="spellEnd"/>
-      <w:r>
-        <w:rPr>
-          <w:rFonts w:ascii="Roboto" w:eastAsia="Times New Roman" w:hAnsi="Roboto" w:cs="Times New Roman"/>
-          <w:b/>
-          <w:lang w:val="en-IN" w:eastAsia="en-GB" w:bidi="hi-IN"/>
-        </w:rPr>
-        <w:t xml:space="preserve"> C1]</w:t>
+        <w:t>[Name as per Aadhar C1]</w:t>
       </w:r>
       <w:r>
         <w:rPr>
@@ -2782,25 +2488,7 @@
           <w:b/>
           <w:lang w:val="en-IN" w:eastAsia="en-GB" w:bidi="hi-IN"/>
         </w:rPr>
-        <w:t xml:space="preserve">[Name as per </w:t>
-      </w:r>
-      <w:proofErr w:type="spellStart"/>
-      <w:r>
-        <w:rPr>
-          <w:rFonts w:ascii="Roboto" w:eastAsia="Times New Roman" w:hAnsi="Roboto" w:cs="Times New Roman"/>
-          <w:b/>
-          <w:lang w:val="en-IN" w:eastAsia="en-GB" w:bidi="hi-IN"/>
-        </w:rPr>
-        <w:t>Aadhar</w:t>
-      </w:r>
-      <w:proofErr w:type="spellEnd"/>
-      <w:r>
-        <w:rPr>
-          <w:rFonts w:ascii="Roboto" w:eastAsia="Times New Roman" w:hAnsi="Roboto" w:cs="Times New Roman"/>
-          <w:b/>
-          <w:lang w:val="en-IN" w:eastAsia="en-GB" w:bidi="hi-IN"/>
-        </w:rPr>
-        <w:t xml:space="preserve"> C1]</w:t>
+        <w:t>[Name as per Aadhar C1]</w:t>
       </w:r>
       <w:r>
         <w:rPr>
@@ -2852,51 +2540,41 @@
           <w:b/>
           <w:lang w:val="en-IN" w:eastAsia="en-GB" w:bidi="hi-IN"/>
         </w:rPr>
-        <w:t xml:space="preserve">[Name as per </w:t>
+        <w:t>[Name as per Aadhar C1]</w:t>
+      </w:r>
+      <w:r>
+        <w:t xml:space="preserve"> </w:t>
+      </w:r>
+      <w:r>
+        <w:rPr>
+          <w:sz w:val="23"/>
+          <w:szCs w:val="23"/>
+        </w:rPr>
+        <w:t>hereby further swear / solemnly declare that if, after the duplicate share certificate(s) is / are issued to us as aforesaid, the original security(</w:t>
       </w:r>
       <w:proofErr w:type="spellStart"/>
       <w:r>
         <w:rPr>
-          <w:rFonts w:ascii="Roboto" w:eastAsia="Times New Roman" w:hAnsi="Roboto" w:cs="Times New Roman"/>
-          <w:b/>
-          <w:lang w:val="en-IN" w:eastAsia="en-GB" w:bidi="hi-IN"/>
-        </w:rPr>
-        <w:t>Aadhar</w:t>
+          <w:sz w:val="23"/>
+          <w:szCs w:val="23"/>
+        </w:rPr>
+        <w:t>ies</w:t>
       </w:r>
       <w:proofErr w:type="spellEnd"/>
       <w:r>
         <w:rPr>
-          <w:rFonts w:ascii="Roboto" w:eastAsia="Times New Roman" w:hAnsi="Roboto" w:cs="Times New Roman"/>
-          <w:b/>
-          <w:lang w:val="en-IN" w:eastAsia="en-GB" w:bidi="hi-IN"/>
-        </w:rPr>
-        <w:t xml:space="preserve"> C1]</w:t>
-      </w:r>
-      <w:r>
-        <w:t xml:space="preserve"> </w:t>
-      </w:r>
-      <w:r>
-        <w:rPr>
-          <w:sz w:val="23"/>
-          <w:szCs w:val="23"/>
-        </w:rPr>
-        <w:t>hereby further swear / solemnly declare that if, after the duplicate share certificate(s) is / are issued to us as aforesaid, the original security(</w:t>
-      </w:r>
-      <w:proofErr w:type="spellStart"/>
-      <w:r>
-        <w:rPr>
-          <w:sz w:val="23"/>
-          <w:szCs w:val="23"/>
-        </w:rPr>
-        <w:t>ies</w:t>
-      </w:r>
-      <w:proofErr w:type="spellEnd"/>
-      <w:r>
-        <w:rPr>
-          <w:sz w:val="23"/>
-          <w:szCs w:val="23"/>
-        </w:rPr>
-        <w:t xml:space="preserve">) certificate(s) is / are at any time subsequently, found, recovered or traced by us or by anyone on our behalf, then, we unconditionally undertake not to deal with the said original share certificate(s) in any manner whatsoever (whether by physical transfer or dematerialization or as security or pledge) and further unconditionally undertake to promptly surrender the original share certificate(s) to the </w:t>
+          <w:sz w:val="23"/>
+          <w:szCs w:val="23"/>
+        </w:rPr>
+        <w:t xml:space="preserve">) certificate(s) is / are at any time subsequently, found, recovered or traced by us or by anyone on our behalf, then, we unconditionally undertake not to deal with the said original share certificate(s) in any manner whatsoever (whether by physical transfer or dematerialization or as security or pledge) and further unconditionally undertake to </w:t>
+      </w:r>
+      <w:r>
+        <w:rPr>
+          <w:sz w:val="23"/>
+          <w:szCs w:val="23"/>
+        </w:rPr>
+        <w:lastRenderedPageBreak/>
+        <w:t xml:space="preserve">promptly surrender the original share certificate(s) to the </w:t>
       </w:r>
       <w:r>
         <w:rPr>
@@ -2926,7 +2604,6 @@
         <w:rPr>
           <w:rFonts w:eastAsia="Times New Roman"/>
         </w:rPr>
-        <w:lastRenderedPageBreak/>
         <w:t>I</w:t>
       </w:r>
       <w:r>
@@ -2941,25 +2618,7 @@
           <w:b/>
           <w:lang w:val="en-IN" w:eastAsia="en-GB" w:bidi="hi-IN"/>
         </w:rPr>
-        <w:t xml:space="preserve">[Name as per </w:t>
-      </w:r>
-      <w:proofErr w:type="spellStart"/>
-      <w:r>
-        <w:rPr>
-          <w:rFonts w:ascii="Roboto" w:eastAsia="Times New Roman" w:hAnsi="Roboto" w:cs="Times New Roman"/>
-          <w:b/>
-          <w:lang w:val="en-IN" w:eastAsia="en-GB" w:bidi="hi-IN"/>
-        </w:rPr>
-        <w:t>Aadhar</w:t>
-      </w:r>
-      <w:proofErr w:type="spellEnd"/>
-      <w:r>
-        <w:rPr>
-          <w:rFonts w:ascii="Roboto" w:eastAsia="Times New Roman" w:hAnsi="Roboto" w:cs="Times New Roman"/>
-          <w:b/>
-          <w:lang w:val="en-IN" w:eastAsia="en-GB" w:bidi="hi-IN"/>
-        </w:rPr>
-        <w:t xml:space="preserve"> C1]</w:t>
+        <w:t>[Name as per Aadhar C1]</w:t>
       </w:r>
       <w:r>
         <w:rPr>
@@ -3607,8 +3266,6 @@
           <w:szCs w:val="23"/>
         </w:rPr>
       </w:pPr>
-      <w:bookmarkStart w:id="0" w:name="_GoBack"/>
-      <w:bookmarkEnd w:id="0"/>
       <w:r>
         <w:rPr>
           <w:b/>
@@ -3616,7 +3273,6 @@
           <w:sz w:val="23"/>
           <w:szCs w:val="23"/>
         </w:rPr>
-        <w:lastRenderedPageBreak/>
         <w:t>VERIFICATION</w:t>
       </w:r>
     </w:p>
@@ -3832,16 +3488,16 @@
         <mc:AlternateContent>
           <mc:Choice Requires="wps">
             <w:drawing>
-              <wp:anchor distT="0" distB="0" distL="114300" distR="114300" simplePos="0" relativeHeight="251663360" behindDoc="0" locked="0" layoutInCell="1" allowOverlap="1" wp14:anchorId="707F2A83" wp14:editId="598EE823">
+              <wp:anchor distT="0" distB="0" distL="114300" distR="114300" simplePos="0" relativeHeight="251663360" behindDoc="0" locked="0" layoutInCell="1" allowOverlap="1" wp14:anchorId="707F2A83" wp14:editId="6933D426">
                 <wp:simplePos x="0" y="0"/>
                 <wp:positionH relativeFrom="page">
-                  <wp:posOffset>4019550</wp:posOffset>
+                  <wp:posOffset>4587240</wp:posOffset>
                 </wp:positionH>
                 <wp:positionV relativeFrom="page">
-                  <wp:posOffset>3638550</wp:posOffset>
+                  <wp:posOffset>3939540</wp:posOffset>
                 </wp:positionV>
-                <wp:extent cx="3127375" cy="1454150"/>
-                <wp:effectExtent l="0" t="0" r="15875" b="12700"/>
+                <wp:extent cx="2563495" cy="1156970"/>
+                <wp:effectExtent l="0" t="0" r="27305" b="24130"/>
                 <wp:wrapNone/>
                 <wp:docPr id="10" name="Text Box 10"/>
                 <wp:cNvGraphicFramePr>
@@ -3856,7 +3512,7 @@
                       <wps:spPr>
                         <a:xfrm>
                           <a:off x="0" y="0"/>
-                          <a:ext cx="3127375" cy="1454150"/>
+                          <a:ext cx="2563495" cy="1156970"/>
                         </a:xfrm>
                         <a:prstGeom prst="rect">
                           <a:avLst/>
@@ -3926,7 +3582,7 @@
                           </w:p>
                         </w:txbxContent>
                       </wps:txbx>
-                      <wps:bodyPr lIns="0" tIns="0" rIns="0" bIns="0" upright="1">
+                      <wps:bodyPr wrap="square" lIns="0" tIns="0" rIns="0" bIns="0" upright="1">
                         <a:noAutofit/>
                       </wps:bodyPr>
                     </wps:wsp>
@@ -3947,7 +3603,7 @@
                 <v:stroke joinstyle="miter"/>
                 <v:path gradientshapeok="t" o:connecttype="rect"/>
               </v:shapetype>
-              <v:shape id="Text Box 10" o:spid="_x0000_s1026" type="#_x0000_t202" style="position:absolute;left:0;text-align:left;margin-left:316.5pt;margin-top:286.5pt;width:246.25pt;height:114.5pt;z-index:251663360;visibility:visible;mso-wrap-style:square;mso-width-percent:0;mso-height-percent:0;mso-wrap-distance-left:9pt;mso-wrap-distance-top:0;mso-wrap-distance-right:9pt;mso-wrap-distance-bottom:0;mso-position-horizontal:absolute;mso-position-horizontal-relative:page;mso-position-vertical:absolute;mso-position-vertical-relative:page;mso-width-percent:0;mso-height-percent:0;mso-width-relative:page;mso-height-relative:page;v-text-anchor:top" o:gfxdata="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" filled="f" strokeweight=".25pt">
+              <v:shape id="Text Box 10" o:spid="_x0000_s1026" type="#_x0000_t202" style="position:absolute;left:0;text-align:left;margin-left:361.2pt;margin-top:310.2pt;width:201.85pt;height:91.1pt;z-index:251663360;visibility:visible;mso-wrap-style:square;mso-width-percent:0;mso-height-percent:0;mso-wrap-distance-left:9pt;mso-wrap-distance-top:0;mso-wrap-distance-right:9pt;mso-wrap-distance-bottom:0;mso-position-horizontal:absolute;mso-position-horizontal-relative:page;mso-position-vertical:absolute;mso-position-vertical-relative:page;mso-width-percent:0;mso-height-percent:0;mso-width-relative:page;mso-height-relative:page;v-text-anchor:top" o:gfxdata="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" filled="f" strokeweight=".25pt">
                 <v:path arrowok="t"/>
                 <v:textbox inset="0,0,0,0">
                   <w:txbxContent>
@@ -4026,16 +3682,16 @@
         <mc:AlternateContent>
           <mc:Choice Requires="wps">
             <w:drawing>
-              <wp:anchor distT="0" distB="0" distL="114300" distR="114300" simplePos="0" relativeHeight="251661312" behindDoc="0" locked="0" layoutInCell="1" allowOverlap="1" wp14:anchorId="6DE14E40" wp14:editId="7783E44F">
+              <wp:anchor distT="0" distB="0" distL="114300" distR="114300" simplePos="0" relativeHeight="251661312" behindDoc="0" locked="0" layoutInCell="1" allowOverlap="1" wp14:anchorId="6DE14E40" wp14:editId="3988EF5B">
                 <wp:simplePos x="0" y="0"/>
                 <wp:positionH relativeFrom="column">
-                  <wp:posOffset>95250</wp:posOffset>
+                  <wp:posOffset>99060</wp:posOffset>
                 </wp:positionH>
                 <wp:positionV relativeFrom="paragraph">
-                  <wp:posOffset>80010</wp:posOffset>
+                  <wp:posOffset>55245</wp:posOffset>
                 </wp:positionV>
-                <wp:extent cx="2794000" cy="2152650"/>
-                <wp:effectExtent l="0" t="0" r="25400" b="19050"/>
+                <wp:extent cx="3337560" cy="2175510"/>
+                <wp:effectExtent l="0" t="0" r="15240" b="15240"/>
                 <wp:wrapNone/>
                 <wp:docPr id="1" name="Rectangles 18"/>
                 <wp:cNvGraphicFramePr>
@@ -4050,7 +3706,7 @@
                       <wps:spPr>
                         <a:xfrm>
                           <a:off x="0" y="0"/>
-                          <a:ext cx="2794000" cy="2152650"/>
+                          <a:ext cx="3337560" cy="2175510"/>
                         </a:xfrm>
                         <a:prstGeom prst="rect">
                           <a:avLst/>
@@ -4233,7 +3889,7 @@
           </mc:Choice>
           <mc:Fallback>
             <w:pict>
-              <v:rect w14:anchorId="6DE14E40" id="Rectangles 18" o:spid="_x0000_s1027" style="position:absolute;left:0;text-align:left;margin-left:7.5pt;margin-top:6.3pt;width:220pt;height:169.5pt;z-index:251661312;visibility:visible;mso-wrap-style:square;mso-width-percent:0;mso-height-percent:0;mso-wrap-distance-left:9pt;mso-wrap-distance-top:0;mso-wrap-distance-right:9pt;mso-wrap-distance-bottom:0;mso-position-horizontal:absolute;mso-position-horizontal-relative:text;mso-position-vertical:absolute;mso-position-vertical-relative:text;mso-width-percent:0;mso-height-percent:0;mso-width-relative:page;mso-height-relative:page;v-text-anchor:top" o:gfxdata="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">
+              <v:rect w14:anchorId="6DE14E40" id="Rectangles 18" o:spid="_x0000_s1027" style="position:absolute;left:0;text-align:left;margin-left:7.8pt;margin-top:4.35pt;width:262.8pt;height:171.3pt;z-index:251661312;visibility:visible;mso-wrap-style:square;mso-width-percent:0;mso-height-percent:0;mso-wrap-distance-left:9pt;mso-wrap-distance-top:0;mso-wrap-distance-right:9pt;mso-wrap-distance-bottom:0;mso-position-horizontal:absolute;mso-position-horizontal-relative:text;mso-position-vertical:absolute;mso-position-vertical-relative:text;mso-width-percent:0;mso-height-percent:0;mso-width-relative:page;mso-height-relative:page;v-text-anchor:top" o:gfxdata="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">
                 <v:path arrowok="t"/>
                 <v:textbox>
                   <w:txbxContent>
@@ -4395,16 +4051,16 @@
         <mc:AlternateContent>
           <mc:Choice Requires="wps">
             <w:drawing>
-              <wp:anchor distT="0" distB="0" distL="114300" distR="114300" simplePos="0" relativeHeight="251659264" behindDoc="0" locked="0" layoutInCell="1" allowOverlap="1" wp14:anchorId="19DA9CAB" wp14:editId="72B90A3C">
+              <wp:anchor distT="0" distB="0" distL="114300" distR="114300" simplePos="0" relativeHeight="251659264" behindDoc="0" locked="0" layoutInCell="1" allowOverlap="1" wp14:anchorId="19DA9CAB" wp14:editId="6918B8F5">
                 <wp:simplePos x="0" y="0"/>
-                <wp:positionH relativeFrom="column">
-                  <wp:posOffset>0</wp:posOffset>
+                <wp:positionH relativeFrom="margin">
+                  <wp:align>left</wp:align>
                 </wp:positionH>
                 <wp:positionV relativeFrom="paragraph">
-                  <wp:posOffset>0</wp:posOffset>
+                  <wp:posOffset>9525</wp:posOffset>
                 </wp:positionV>
-                <wp:extent cx="2969260" cy="2303780"/>
-                <wp:effectExtent l="0" t="0" r="2540" b="1270"/>
+                <wp:extent cx="3482340" cy="2296160"/>
+                <wp:effectExtent l="0" t="0" r="22860" b="27940"/>
                 <wp:wrapNone/>
                 <wp:docPr id="11" name="Rectangles 18"/>
                 <wp:cNvGraphicFramePr>
@@ -4419,7 +4075,7 @@
                       <wps:spPr>
                         <a:xfrm>
                           <a:off x="0" y="0"/>
-                          <a:ext cx="2969260" cy="2303780"/>
+                          <a:ext cx="3482340" cy="2296160"/>
                         </a:xfrm>
                         <a:prstGeom prst="rect">
                           <a:avLst/>
@@ -4442,7 +4098,9 @@
                           <w:p/>
                         </w:txbxContent>
                       </wps:txbx>
-                      <wps:bodyPr upright="1"/>
+                      <wps:bodyPr wrap="square" upright="1">
+                        <a:noAutofit/>
+                      </wps:bodyPr>
                     </wps:wsp>
                   </a:graphicData>
                 </a:graphic>
@@ -4457,13 +4115,14 @@
           </mc:Choice>
           <mc:Fallback>
             <w:pict>
-              <v:rect w14:anchorId="19DA9CAB" id="_x0000_s1028" style="position:absolute;left:0;text-align:left;margin-left:0;margin-top:0;width:233.8pt;height:181.4pt;z-index:251659264;visibility:visible;mso-wrap-style:square;mso-width-percent:0;mso-height-percent:0;mso-wrap-distance-left:9pt;mso-wrap-distance-top:0;mso-wrap-distance-right:9pt;mso-wrap-distance-bottom:0;mso-position-horizontal:absolute;mso-position-horizontal-relative:text;mso-position-vertical:absolute;mso-position-vertical-relative:text;mso-width-percent:0;mso-height-percent:0;mso-width-relative:page;mso-height-relative:page;v-text-anchor:top" o:gfxdata="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">
+              <v:rect w14:anchorId="19DA9CAB" id="_x0000_s1028" style="position:absolute;left:0;text-align:left;margin-left:0;margin-top:.75pt;width:274.2pt;height:180.8pt;z-index:251659264;visibility:visible;mso-wrap-style:square;mso-width-percent:0;mso-height-percent:0;mso-wrap-distance-left:9pt;mso-wrap-distance-top:0;mso-wrap-distance-right:9pt;mso-wrap-distance-bottom:0;mso-position-horizontal:left;mso-position-horizontal-relative:margin;mso-position-vertical:absolute;mso-position-vertical-relative:text;mso-width-percent:0;mso-height-percent:0;mso-width-relative:page;mso-height-relative:page;v-text-anchor:top" o:gfxdata="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">
                 <v:path arrowok="t"/>
                 <v:textbox>
                   <w:txbxContent>
                     <w:p/>
                   </w:txbxContent>
                 </v:textbox>
+                <w10:wrap anchorx="margin"/>
               </v:rect>
             </w:pict>
           </mc:Fallback>
@@ -4477,7 +4136,6 @@
     <w:p/>
     <w:p/>
     <w:p/>
-    <w:p/>
     <w:p>
       <w:r>
         <w:rPr>
@@ -4486,16 +4144,16 @@
         <mc:AlternateContent>
           <mc:Choice Requires="wps">
             <w:drawing>
-              <wp:anchor distT="0" distB="0" distL="114300" distR="114300" simplePos="0" relativeHeight="251665408" behindDoc="0" locked="0" layoutInCell="1" allowOverlap="1" wp14:anchorId="68D60EF4" wp14:editId="77089528">
+              <wp:anchor distT="0" distB="0" distL="114300" distR="114300" simplePos="0" relativeHeight="251665408" behindDoc="0" locked="0" layoutInCell="1" allowOverlap="1" wp14:anchorId="68D60EF4" wp14:editId="30BA3A3B">
                 <wp:simplePos x="0" y="0"/>
                 <wp:positionH relativeFrom="page">
-                  <wp:posOffset>4032250</wp:posOffset>
+                  <wp:posOffset>4610100</wp:posOffset>
                 </wp:positionH>
                 <wp:positionV relativeFrom="page">
-                  <wp:posOffset>5226050</wp:posOffset>
+                  <wp:posOffset>5219700</wp:posOffset>
                 </wp:positionV>
-                <wp:extent cx="3127375" cy="774700"/>
-                <wp:effectExtent l="0" t="0" r="15875" b="25400"/>
+                <wp:extent cx="2548255" cy="782320"/>
+                <wp:effectExtent l="0" t="0" r="23495" b="17780"/>
                 <wp:wrapNone/>
                 <wp:docPr id="2" name="Text Box 2"/>
                 <wp:cNvGraphicFramePr>
@@ -4510,7 +4168,7 @@
                       <wps:spPr>
                         <a:xfrm>
                           <a:off x="0" y="0"/>
-                          <a:ext cx="3127375" cy="774700"/>
+                          <a:ext cx="2548255" cy="782320"/>
                         </a:xfrm>
                         <a:prstGeom prst="rect">
                           <a:avLst/>
@@ -4608,7 +4266,7 @@
                           </w:p>
                         </w:txbxContent>
                       </wps:txbx>
-                      <wps:bodyPr lIns="0" tIns="0" rIns="0" bIns="0" upright="1">
+                      <wps:bodyPr wrap="square" lIns="0" tIns="0" rIns="0" bIns="0" upright="1">
                         <a:noAutofit/>
                       </wps:bodyPr>
                     </wps:wsp>
@@ -4625,7 +4283,7 @@
           </mc:Choice>
           <mc:Fallback>
             <w:pict>
-              <v:shape w14:anchorId="68D60EF4" id="Text Box 2" o:spid="_x0000_s1029" type="#_x0000_t202" style="position:absolute;margin-left:317.5pt;margin-top:411.5pt;width:246.25pt;height:61pt;z-index:251665408;visibility:visible;mso-wrap-style:square;mso-width-percent:0;mso-height-percent:0;mso-wrap-distance-left:9pt;mso-wrap-distance-top:0;mso-wrap-distance-right:9pt;mso-wrap-distance-bottom:0;mso-position-horizontal:absolute;mso-position-horizontal-relative:page;mso-position-vertical:absolute;mso-position-vertical-relative:page;mso-width-percent:0;mso-height-percent:0;mso-width-relative:page;mso-height-relative:page;v-text-anchor:top" o:gfxdata="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" filled="f" strokeweight=".25pt">
+              <v:shape w14:anchorId="68D60EF4" id="Text Box 2" o:spid="_x0000_s1029" type="#_x0000_t202" style="position:absolute;margin-left:363pt;margin-top:411pt;width:200.65pt;height:61.6pt;z-index:251665408;visibility:visible;mso-wrap-style:square;mso-width-percent:0;mso-height-percent:0;mso-wrap-distance-left:9pt;mso-wrap-distance-top:0;mso-wrap-distance-right:9pt;mso-wrap-distance-bottom:0;mso-position-horizontal:absolute;mso-position-horizontal-relative:page;mso-position-vertical:absolute;mso-position-vertical-relative:page;mso-width-percent:0;mso-height-percent:0;mso-width-relative:page;mso-height-relative:page;v-text-anchor:top" o:gfxdata="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" filled="f" strokeweight=".25pt">
                 <v:path arrowok="t"/>
                 <v:textbox inset="0,0,0,0">
                   <w:txbxContent>
@@ -4716,6 +4374,7 @@
         </mc:AlternateContent>
       </w:r>
     </w:p>
+    <w:p/>
     <w:p>
       <w:pPr>
         <w:tabs>
@@ -5074,7 +4733,7 @@
 </file>
 
 <file path=word/numbering.xml><?xml version="1.0" encoding="utf-8"?>
-<w:numbering xmlns:wpc="http://schemas.microsoft.com/office/word/2010/wordprocessingCanvas" xmlns:cx="http://schemas.microsoft.com/office/drawing/2014/chartex" xmlns:mc="http://schemas.openxmlformats.org/markup-compatibility/2006" xmlns:o="urn:schemas-microsoft-com:office:office" xmlns:r="http://schemas.openxmlformats.org/officeDocument/2006/relationships" xmlns:m="http://schemas.openxmlformats.org/officeDocument/2006/math" xmlns:v="urn:schemas-microsoft-com:vml" xmlns:wp14="http://schemas.microsoft.com/office/word/2010/wordprocessingDrawing" xmlns:wp="http://schemas.openxmlformats.org/drawingml/2006/wordprocessingDrawing" xmlns:w10="urn:schemas-microsoft-com:office:word" xmlns:w="http://schemas.openxmlformats.org/wordprocessingml/2006/main" xmlns:w14="http://schemas.microsoft.com/office/word/2010/wordml" xmlns:w15="http://schemas.microsoft.com/office/word/2012/wordml" xmlns:w16se="http://schemas.microsoft.com/office/word/2015/wordml/symex" xmlns:wpg="http://schemas.microsoft.com/office/word/2010/wordprocessingGroup" xmlns:wpi="http://schemas.microsoft.com/office/word/2010/wordprocessingInk" xmlns:wne="http://schemas.microsoft.com/office/word/2006/wordml" xmlns:wps="http://schemas.microsoft.com/office/word/2010/wordprocessingShape" mc:Ignorable="w14 w15 w16se wp14">
+<w:numbering xmlns:wpc="http://schemas.microsoft.com/office/word/2010/wordprocessingCanvas" xmlns:cx="http://schemas.microsoft.com/office/drawing/2014/chartex" xmlns:cx1="http://schemas.microsoft.com/office/drawing/2015/9/8/chartex" xmlns:cx2="http://schemas.microsoft.com/office/drawing/2015/10/21/chartex" xmlns:cx3="http://schemas.microsoft.com/office/drawing/2016/5/9/chartex" xmlns:cx4="http://schemas.microsoft.com/office/drawing/2016/5/10/chartex" xmlns:cx5="http://schemas.microsoft.com/office/drawing/2016/5/11/chartex" xmlns:cx6="http://schemas.microsoft.com/office/drawing/2016/5/12/chartex" xmlns:cx7="http://schemas.microsoft.com/office/drawing/2016/5/13/chartex" xmlns:cx8="http://schemas.microsoft.com/office/drawing/2016/5/14/chartex" xmlns:mc="http://schemas.openxmlformats.org/markup-compatibility/2006" xmlns:aink="http://schemas.microsoft.com/office/drawing/2016/ink" xmlns:am3d="http://schemas.microsoft.com/office/drawing/2017/model3d" xmlns:o="urn:schemas-microsoft-com:office:office" xmlns:oel="http://schemas.microsoft.com/office/2019/extlst" xmlns:r="http://schemas.openxmlformats.org/officeDocument/2006/relationships" xmlns:m="http://schemas.openxmlformats.org/officeDocument/2006/math" xmlns:v="urn:schemas-microsoft-com:vml" xmlns:wp14="http://schemas.microsoft.com/office/word/2010/wordprocessingDrawing" xmlns:wp="http://schemas.openxmlformats.org/drawingml/2006/wordprocessingDrawing" xmlns:w10="urn:schemas-microsoft-com:office:word" xmlns:w="http://schemas.openxmlformats.org/wordprocessingml/2006/main" xmlns:w14="http://schemas.microsoft.com/office/word/2010/wordml" xmlns:w15="http://schemas.microsoft.com/office/word/2012/wordml" xmlns:w16cex="http://schemas.microsoft.com/office/word/2018/wordml/cex" xmlns:w16cid="http://schemas.microsoft.com/office/word/2016/wordml/cid" xmlns:w16="http://schemas.microsoft.com/office/word/2018/wordml" xmlns:w16du="http://schemas.microsoft.com/office/word/2023/wordml/word16du" xmlns:w16sdtdh="http://schemas.microsoft.com/office/word/2020/wordml/sdtdatahash" xmlns:w16sdtfl="http://schemas.microsoft.com/office/word/2024/wordml/sdtformatlock" xmlns:w16se="http://schemas.microsoft.com/office/word/2015/wordml/symex" xmlns:wpg="http://schemas.microsoft.com/office/word/2010/wordprocessingGroup" xmlns:wpi="http://schemas.microsoft.com/office/word/2010/wordprocessingInk" xmlns:wne="http://schemas.microsoft.com/office/word/2006/wordml" xmlns:wps="http://schemas.microsoft.com/office/word/2010/wordprocessingShape" mc:Ignorable="w14 w15 w16se w16cid w16 w16cex w16sdtdh w16sdtfl w16du wp14">
   <w:abstractNum w:abstractNumId="0" w15:restartNumberingAfterBreak="0">
     <w:nsid w:val="07DA5D03"/>
     <w:multiLevelType w:val="hybridMultilevel"/>
@@ -5345,20 +5004,20 @@
       </w:pPr>
     </w:lvl>
   </w:abstractNum>
-  <w:num w:numId="1">
+  <w:num w:numId="1" w16cid:durableId="854422009">
     <w:abstractNumId w:val="1"/>
   </w:num>
-  <w:num w:numId="2">
+  <w:num w:numId="2" w16cid:durableId="1785297400">
     <w:abstractNumId w:val="0"/>
   </w:num>
-  <w:num w:numId="3">
+  <w:num w:numId="3" w16cid:durableId="1485968768">
     <w:abstractNumId w:val="2"/>
   </w:num>
 </w:numbering>
 </file>
 
 <file path=word/styles.xml><?xml version="1.0" encoding="utf-8"?>
-<w:styles xmlns:mc="http://schemas.openxmlformats.org/markup-compatibility/2006" xmlns:r="http://schemas.openxmlformats.org/officeDocument/2006/relationships" xmlns:w="http://schemas.openxmlformats.org/wordprocessingml/2006/main" xmlns:w14="http://schemas.microsoft.com/office/word/2010/wordml" xmlns:w15="http://schemas.microsoft.com/office/word/2012/wordml" xmlns:w16se="http://schemas.microsoft.com/office/word/2015/wordml/symex" mc:Ignorable="w14 w15 w16se">
+<w:styles xmlns:mc="http://schemas.openxmlformats.org/markup-compatibility/2006" xmlns:r="http://schemas.openxmlformats.org/officeDocument/2006/relationships" xmlns:w="http://schemas.openxmlformats.org/wordprocessingml/2006/main" xmlns:w14="http://schemas.microsoft.com/office/word/2010/wordml" xmlns:w15="http://schemas.microsoft.com/office/word/2012/wordml" xmlns:w16cex="http://schemas.microsoft.com/office/word/2018/wordml/cex" xmlns:w16cid="http://schemas.microsoft.com/office/word/2016/wordml/cid" xmlns:w16="http://schemas.microsoft.com/office/word/2018/wordml" xmlns:w16du="http://schemas.microsoft.com/office/word/2023/wordml/word16du" xmlns:w16sdtdh="http://schemas.microsoft.com/office/word/2020/wordml/sdtdatahash" xmlns:w16sdtfl="http://schemas.microsoft.com/office/word/2024/wordml/sdtformatlock" xmlns:w16se="http://schemas.microsoft.com/office/word/2015/wordml/symex" mc:Ignorable="w14 w15 w16se w16cid w16 w16cex w16sdtdh w16sdtfl w16du">
   <w:docDefaults>
     <w:rPrDefault>
       <w:rPr>
@@ -5374,7 +5033,7 @@
       </w:pPr>
     </w:pPrDefault>
   </w:docDefaults>
-  <w:latentStyles w:defLockedState="0" w:defUIPriority="99" w:defSemiHidden="0" w:defUnhideWhenUsed="0" w:defQFormat="0" w:count="371">
+  <w:latentStyles w:defLockedState="0" w:defUIPriority="99" w:defSemiHidden="0" w:defUnhideWhenUsed="0" w:defQFormat="0" w:count="376">
     <w:lsdException w:name="Normal" w:uiPriority="0" w:qFormat="1"/>
     <w:lsdException w:name="heading 1" w:uiPriority="9" w:qFormat="1"/>
     <w:lsdException w:name="heading 2" w:semiHidden="1" w:uiPriority="9" w:unhideWhenUsed="1" w:qFormat="1"/>
@@ -5746,6 +5405,11 @@
     <w:lsdException w:name="List Table 5 Dark Accent 6" w:uiPriority="50"/>
     <w:lsdException w:name="List Table 6 Colorful Accent 6" w:uiPriority="51"/>
     <w:lsdException w:name="List Table 7 Colorful Accent 6" w:uiPriority="52"/>
+    <w:lsdException w:name="Mention" w:semiHidden="1" w:unhideWhenUsed="1"/>
+    <w:lsdException w:name="Smart Hyperlink" w:semiHidden="1" w:unhideWhenUsed="1"/>
+    <w:lsdException w:name="Hashtag" w:semiHidden="1" w:unhideWhenUsed="1"/>
+    <w:lsdException w:name="Unresolved Mention" w:semiHidden="1" w:unhideWhenUsed="1"/>
+    <w:lsdException w:name="Smart Link" w:semiHidden="1" w:unhideWhenUsed="1"/>
   </w:latentStyles>
   <w:style w:type="paragraph" w:default="1" w:styleId="Normal">
     <w:name w:val="Normal"/>

--- a/backend/templates/Affidavit Cum Indemnity Bond_Self_Single Claimant.docx
+++ b/backend/templates/Affidavit Cum Indemnity Bond_Self_Single Claimant.docx
@@ -1,6 +1,6 @@
 
 <file path=word/document.xml><?xml version="1.0" encoding="utf-8"?>
-<w:document xmlns:wpc="http://schemas.microsoft.com/office/word/2010/wordprocessingCanvas" xmlns:cx="http://schemas.microsoft.com/office/drawing/2014/chartex" xmlns:cx1="http://schemas.microsoft.com/office/drawing/2015/9/8/chartex" xmlns:cx2="http://schemas.microsoft.com/office/drawing/2015/10/21/chartex" xmlns:cx3="http://schemas.microsoft.com/office/drawing/2016/5/9/chartex" xmlns:cx4="http://schemas.microsoft.com/office/drawing/2016/5/10/chartex" xmlns:cx5="http://schemas.microsoft.com/office/drawing/2016/5/11/chartex" xmlns:cx6="http://schemas.microsoft.com/office/drawing/2016/5/12/chartex" xmlns:cx7="http://schemas.microsoft.com/office/drawing/2016/5/13/chartex" xmlns:cx8="http://schemas.microsoft.com/office/drawing/2016/5/14/chartex" xmlns:mc="http://schemas.openxmlformats.org/markup-compatibility/2006" xmlns:aink="http://schemas.microsoft.com/office/drawing/2016/ink" xmlns:am3d="http://schemas.microsoft.com/office/drawing/2017/model3d" xmlns:o="urn:schemas-microsoft-com:office:office" xmlns:oel="http://schemas.microsoft.com/office/2019/extlst" xmlns:r="http://schemas.openxmlformats.org/officeDocument/2006/relationships" xmlns:m="http://schemas.openxmlformats.org/officeDocument/2006/math" xmlns:v="urn:schemas-microsoft-com:vml" xmlns:wp14="http://schemas.microsoft.com/office/word/2010/wordprocessingDrawing" xmlns:wp="http://schemas.openxmlformats.org/drawingml/2006/wordprocessingDrawing" xmlns:w10="urn:schemas-microsoft-com:office:word" xmlns:w="http://schemas.openxmlformats.org/wordprocessingml/2006/main" xmlns:w14="http://schemas.microsoft.com/office/word/2010/wordml" xmlns:w15="http://schemas.microsoft.com/office/word/2012/wordml" xmlns:w16cex="http://schemas.microsoft.com/office/word/2018/wordml/cex" xmlns:w16cid="http://schemas.microsoft.com/office/word/2016/wordml/cid" xmlns:w16="http://schemas.microsoft.com/office/word/2018/wordml" xmlns:w16du="http://schemas.microsoft.com/office/word/2023/wordml/word16du" xmlns:w16sdtdh="http://schemas.microsoft.com/office/word/2020/wordml/sdtdatahash" xmlns:w16sdtfl="http://schemas.microsoft.com/office/word/2024/wordml/sdtformatlock" xmlns:w16se="http://schemas.microsoft.com/office/word/2015/wordml/symex" xmlns:wpg="http://schemas.microsoft.com/office/word/2010/wordprocessingGroup" xmlns:wpi="http://schemas.microsoft.com/office/word/2010/wordprocessingInk" xmlns:wne="http://schemas.microsoft.com/office/word/2006/wordml" xmlns:wps="http://schemas.microsoft.com/office/word/2010/wordprocessingShape" mc:Ignorable="w14 w15 w16se w16cid w16 w16cex w16sdtdh w16sdtfl w16du wp14">
+<w:document xmlns:wpc="http://schemas.microsoft.com/office/word/2010/wordprocessingCanvas" xmlns:cx="http://schemas.microsoft.com/office/drawing/2014/chartex" xmlns:mc="http://schemas.openxmlformats.org/markup-compatibility/2006" xmlns:o="urn:schemas-microsoft-com:office:office" xmlns:r="http://schemas.openxmlformats.org/officeDocument/2006/relationships" xmlns:m="http://schemas.openxmlformats.org/officeDocument/2006/math" xmlns:v="urn:schemas-microsoft-com:vml" xmlns:wp14="http://schemas.microsoft.com/office/word/2010/wordprocessingDrawing" xmlns:wp="http://schemas.openxmlformats.org/drawingml/2006/wordprocessingDrawing" xmlns:w10="urn:schemas-microsoft-com:office:word" xmlns:w="http://schemas.openxmlformats.org/wordprocessingml/2006/main" xmlns:w14="http://schemas.microsoft.com/office/word/2010/wordml" xmlns:w15="http://schemas.microsoft.com/office/word/2012/wordml" xmlns:w16se="http://schemas.microsoft.com/office/word/2015/wordml/symex" xmlns:wpg="http://schemas.microsoft.com/office/word/2010/wordprocessingGroup" xmlns:wpi="http://schemas.microsoft.com/office/word/2010/wordprocessingInk" xmlns:wne="http://schemas.microsoft.com/office/word/2006/wordml" xmlns:wps="http://schemas.microsoft.com/office/word/2010/wordprocessingShape" mc:Ignorable="w14 w15 w16se wp14">
   <w:body>
     <w:p>
       <w:pPr>
@@ -150,7 +150,31 @@
                 <w:sz w:val="23"/>
                 <w:szCs w:val="23"/>
               </w:rPr>
-              <w:t>This affidavit is to be executed in the presence of a Public Notary (in cases where the value of securities exceeds Rs. Ten Thousand)</w:t>
+              <w:t xml:space="preserve">This affidavit is to be executed in the presence of a Public Notary (in cases where the value of securities exceeds </w:t>
+            </w:r>
+            <w:proofErr w:type="spellStart"/>
+            <w:r>
+              <w:rPr>
+                <w:b/>
+                <w:bCs/>
+                <w:i/>
+                <w:iCs/>
+                <w:sz w:val="23"/>
+                <w:szCs w:val="23"/>
+              </w:rPr>
+              <w:t>Rs</w:t>
+            </w:r>
+            <w:proofErr w:type="spellEnd"/>
+            <w:r>
+              <w:rPr>
+                <w:b/>
+                <w:bCs/>
+                <w:i/>
+                <w:iCs/>
+                <w:sz w:val="23"/>
+                <w:szCs w:val="23"/>
+              </w:rPr>
+              <w:t>. Ten Thousand)</w:t>
             </w:r>
           </w:p>
         </w:tc>
@@ -177,7 +201,23 @@
           <w:sz w:val="23"/>
           <w:szCs w:val="23"/>
         </w:rPr>
-        <w:t>[To be submitted in non-judicial stamp paper of appropriate value as prescribed by the Stamp Act of the state where the claimant resides (in cases where the value of securities exceeds Rs. Ten Thousand)]</w:t>
+        <w:t xml:space="preserve">[To be submitted in non-judicial stamp paper of appropriate value as prescribed by the Stamp Act of the state where the claimant resides (in cases where the value of securities exceeds </w:t>
+      </w:r>
+      <w:proofErr w:type="spellStart"/>
+      <w:r>
+        <w:rPr>
+          <w:sz w:val="23"/>
+          <w:szCs w:val="23"/>
+        </w:rPr>
+        <w:t>Rs</w:t>
+      </w:r>
+      <w:proofErr w:type="spellEnd"/>
+      <w:r>
+        <w:rPr>
+          <w:sz w:val="23"/>
+          <w:szCs w:val="23"/>
+        </w:rPr>
+        <w:t>. Ten Thousand)]</w:t>
       </w:r>
     </w:p>
     <w:p>
@@ -205,7 +245,25 @@
           <w:b/>
           <w:lang w:val="en-IN" w:eastAsia="en-GB" w:bidi="hi-IN"/>
         </w:rPr>
-        <w:t>[Name as per Aadhar C1]</w:t>
+        <w:t xml:space="preserve">[Name as per </w:t>
+      </w:r>
+      <w:proofErr w:type="spellStart"/>
+      <w:r>
+        <w:rPr>
+          <w:rFonts w:ascii="Roboto" w:eastAsia="Times New Roman" w:hAnsi="Roboto" w:cs="Times New Roman"/>
+          <w:b/>
+          <w:lang w:val="en-IN" w:eastAsia="en-GB" w:bidi="hi-IN"/>
+        </w:rPr>
+        <w:t>Aadhar</w:t>
+      </w:r>
+      <w:proofErr w:type="spellEnd"/>
+      <w:r>
+        <w:rPr>
+          <w:rFonts w:ascii="Roboto" w:eastAsia="Times New Roman" w:hAnsi="Roboto" w:cs="Times New Roman"/>
+          <w:b/>
+          <w:lang w:val="en-IN" w:eastAsia="en-GB" w:bidi="hi-IN"/>
+        </w:rPr>
+        <w:t xml:space="preserve"> C1]</w:t>
       </w:r>
       <w:r>
         <w:rPr>
@@ -920,7 +978,27 @@
                 <w:sz w:val="24"/>
                 <w:szCs w:val="24"/>
               </w:rPr>
-              <w:t xml:space="preserve"> Number and Face Value Rs.</w:t>
+              <w:t xml:space="preserve"> Number and Face Value </w:t>
+            </w:r>
+            <w:proofErr w:type="spellStart"/>
+            <w:r>
+              <w:rPr>
+                <w:rFonts w:cstheme="minorHAnsi"/>
+                <w:b/>
+                <w:sz w:val="24"/>
+                <w:szCs w:val="24"/>
+              </w:rPr>
+              <w:t>Rs</w:t>
+            </w:r>
+            <w:proofErr w:type="spellEnd"/>
+            <w:r>
+              <w:rPr>
+                <w:rFonts w:cstheme="minorHAnsi"/>
+                <w:b/>
+                <w:sz w:val="24"/>
+                <w:szCs w:val="24"/>
+              </w:rPr>
+              <w:t>.</w:t>
             </w:r>
             <w:r>
               <w:rPr>
@@ -1051,7 +1129,27 @@
                 <w:sz w:val="24"/>
                 <w:szCs w:val="24"/>
               </w:rPr>
-              <w:t>] Number and Face Value Rs.[Face Value ]/-</w:t>
+              <w:t xml:space="preserve">] Number and Face Value </w:t>
+            </w:r>
+            <w:proofErr w:type="spellStart"/>
+            <w:r>
+              <w:rPr>
+                <w:rFonts w:cstheme="minorHAnsi"/>
+                <w:b/>
+                <w:sz w:val="24"/>
+                <w:szCs w:val="24"/>
+              </w:rPr>
+              <w:t>Rs</w:t>
+            </w:r>
+            <w:proofErr w:type="spellEnd"/>
+            <w:r>
+              <w:rPr>
+                <w:rFonts w:cstheme="minorHAnsi"/>
+                <w:b/>
+                <w:sz w:val="24"/>
+                <w:szCs w:val="24"/>
+              </w:rPr>
+              <w:t>.[Face Value ]/-</w:t>
             </w:r>
           </w:p>
         </w:tc>
@@ -1168,7 +1266,27 @@
                 <w:sz w:val="24"/>
                 <w:szCs w:val="24"/>
               </w:rPr>
-              <w:t>] Number and Face Value Rs.[Face Value ]/-</w:t>
+              <w:t xml:space="preserve">] Number and Face Value </w:t>
+            </w:r>
+            <w:proofErr w:type="spellStart"/>
+            <w:r>
+              <w:rPr>
+                <w:rFonts w:cstheme="minorHAnsi"/>
+                <w:b/>
+                <w:sz w:val="24"/>
+                <w:szCs w:val="24"/>
+              </w:rPr>
+              <w:t>Rs</w:t>
+            </w:r>
+            <w:proofErr w:type="spellEnd"/>
+            <w:r>
+              <w:rPr>
+                <w:rFonts w:cstheme="minorHAnsi"/>
+                <w:b/>
+                <w:sz w:val="24"/>
+                <w:szCs w:val="24"/>
+              </w:rPr>
+              <w:t>.[Face Value ]/-</w:t>
             </w:r>
           </w:p>
         </w:tc>
@@ -1294,7 +1412,27 @@
                 <w:sz w:val="24"/>
                 <w:szCs w:val="24"/>
               </w:rPr>
-              <w:t>] Number and Face Value Rs.[Face Value ]/-</w:t>
+              <w:t xml:space="preserve">] Number and Face Value </w:t>
+            </w:r>
+            <w:proofErr w:type="spellStart"/>
+            <w:r>
+              <w:rPr>
+                <w:rFonts w:cstheme="minorHAnsi"/>
+                <w:b/>
+                <w:sz w:val="24"/>
+                <w:szCs w:val="24"/>
+              </w:rPr>
+              <w:t>Rs</w:t>
+            </w:r>
+            <w:proofErr w:type="spellEnd"/>
+            <w:r>
+              <w:rPr>
+                <w:rFonts w:cstheme="minorHAnsi"/>
+                <w:b/>
+                <w:sz w:val="24"/>
+                <w:szCs w:val="24"/>
+              </w:rPr>
+              <w:t>.[Face Value ]/-</w:t>
             </w:r>
           </w:p>
         </w:tc>
@@ -1420,7 +1558,27 @@
                 <w:sz w:val="24"/>
                 <w:szCs w:val="24"/>
               </w:rPr>
-              <w:t>] Number and Face Value Rs.[Face Value ]/-</w:t>
+              <w:t xml:space="preserve">] Number and Face Value </w:t>
+            </w:r>
+            <w:proofErr w:type="spellStart"/>
+            <w:r>
+              <w:rPr>
+                <w:rFonts w:cstheme="minorHAnsi"/>
+                <w:b/>
+                <w:sz w:val="24"/>
+                <w:szCs w:val="24"/>
+              </w:rPr>
+              <w:t>Rs</w:t>
+            </w:r>
+            <w:proofErr w:type="spellEnd"/>
+            <w:r>
+              <w:rPr>
+                <w:rFonts w:cstheme="minorHAnsi"/>
+                <w:b/>
+                <w:sz w:val="24"/>
+                <w:szCs w:val="24"/>
+              </w:rPr>
+              <w:t>.[Face Value ]/-</w:t>
             </w:r>
           </w:p>
         </w:tc>
@@ -1542,7 +1700,27 @@
                 <w:sz w:val="24"/>
                 <w:szCs w:val="24"/>
               </w:rPr>
-              <w:t>] Number and Face Value Rs.[Face Value ]/-</w:t>
+              <w:t xml:space="preserve">] Number and Face Value </w:t>
+            </w:r>
+            <w:proofErr w:type="spellStart"/>
+            <w:r>
+              <w:rPr>
+                <w:rFonts w:cstheme="minorHAnsi"/>
+                <w:b/>
+                <w:sz w:val="24"/>
+                <w:szCs w:val="24"/>
+              </w:rPr>
+              <w:t>Rs</w:t>
+            </w:r>
+            <w:proofErr w:type="spellEnd"/>
+            <w:r>
+              <w:rPr>
+                <w:rFonts w:cstheme="minorHAnsi"/>
+                <w:b/>
+                <w:sz w:val="24"/>
+                <w:szCs w:val="24"/>
+              </w:rPr>
+              <w:t>.[Face Value ]/-</w:t>
             </w:r>
           </w:p>
         </w:tc>
@@ -1694,7 +1872,27 @@
                 <w:sz w:val="24"/>
                 <w:szCs w:val="24"/>
               </w:rPr>
-              <w:t>] Number and Face Value Rs.[Face Value ]/-</w:t>
+              <w:t xml:space="preserve">] Number and Face Value </w:t>
+            </w:r>
+            <w:proofErr w:type="spellStart"/>
+            <w:r>
+              <w:rPr>
+                <w:rFonts w:cstheme="minorHAnsi"/>
+                <w:b/>
+                <w:sz w:val="24"/>
+                <w:szCs w:val="24"/>
+              </w:rPr>
+              <w:t>Rs</w:t>
+            </w:r>
+            <w:proofErr w:type="spellEnd"/>
+            <w:r>
+              <w:rPr>
+                <w:rFonts w:cstheme="minorHAnsi"/>
+                <w:b/>
+                <w:sz w:val="24"/>
+                <w:szCs w:val="24"/>
+              </w:rPr>
+              <w:t>.[Face Value ]/-</w:t>
             </w:r>
           </w:p>
         </w:tc>
@@ -1848,7 +2046,27 @@
                 <w:sz w:val="24"/>
                 <w:szCs w:val="24"/>
               </w:rPr>
-              <w:t>] Number and Face Value Rs.[Face Value ]/-</w:t>
+              <w:t xml:space="preserve">] Number and Face Value </w:t>
+            </w:r>
+            <w:proofErr w:type="spellStart"/>
+            <w:r>
+              <w:rPr>
+                <w:rFonts w:cstheme="minorHAnsi"/>
+                <w:b/>
+                <w:sz w:val="24"/>
+                <w:szCs w:val="24"/>
+              </w:rPr>
+              <w:t>Rs</w:t>
+            </w:r>
+            <w:proofErr w:type="spellEnd"/>
+            <w:r>
+              <w:rPr>
+                <w:rFonts w:cstheme="minorHAnsi"/>
+                <w:b/>
+                <w:sz w:val="24"/>
+                <w:szCs w:val="24"/>
+              </w:rPr>
+              <w:t>.[Face Value ]/-</w:t>
             </w:r>
           </w:p>
         </w:tc>
@@ -2002,7 +2220,27 @@
                 <w:sz w:val="24"/>
                 <w:szCs w:val="24"/>
               </w:rPr>
-              <w:t>] Number and Face Value Rs.[Face Value ]/-</w:t>
+              <w:t xml:space="preserve">] Number and Face Value </w:t>
+            </w:r>
+            <w:proofErr w:type="spellStart"/>
+            <w:r>
+              <w:rPr>
+                <w:rFonts w:cstheme="minorHAnsi"/>
+                <w:b/>
+                <w:sz w:val="24"/>
+                <w:szCs w:val="24"/>
+              </w:rPr>
+              <w:t>Rs</w:t>
+            </w:r>
+            <w:proofErr w:type="spellEnd"/>
+            <w:r>
+              <w:rPr>
+                <w:rFonts w:cstheme="minorHAnsi"/>
+                <w:b/>
+                <w:sz w:val="24"/>
+                <w:szCs w:val="24"/>
+              </w:rPr>
+              <w:t>.[Face Value ]/-</w:t>
             </w:r>
           </w:p>
         </w:tc>
@@ -2165,7 +2403,27 @@
                 <w:sz w:val="24"/>
                 <w:szCs w:val="24"/>
               </w:rPr>
-              <w:t>] Number and Face Value Rs.[Face Value ]/-</w:t>
+              <w:t xml:space="preserve">] Number and Face Value </w:t>
+            </w:r>
+            <w:proofErr w:type="spellStart"/>
+            <w:r>
+              <w:rPr>
+                <w:rFonts w:cstheme="minorHAnsi"/>
+                <w:b/>
+                <w:sz w:val="24"/>
+                <w:szCs w:val="24"/>
+              </w:rPr>
+              <w:t>Rs</w:t>
+            </w:r>
+            <w:proofErr w:type="spellEnd"/>
+            <w:r>
+              <w:rPr>
+                <w:rFonts w:cstheme="minorHAnsi"/>
+                <w:b/>
+                <w:sz w:val="24"/>
+                <w:szCs w:val="24"/>
+              </w:rPr>
+              <w:t>.[Face Value ]/-</w:t>
             </w:r>
           </w:p>
         </w:tc>
@@ -2285,7 +2543,25 @@
           <w:b/>
           <w:lang w:val="en-IN" w:eastAsia="en-GB" w:bidi="hi-IN"/>
         </w:rPr>
-        <w:t>[Name as per Aadhar C1]</w:t>
+        <w:t xml:space="preserve">[Name as per </w:t>
+      </w:r>
+      <w:proofErr w:type="spellStart"/>
+      <w:r>
+        <w:rPr>
+          <w:rFonts w:ascii="Roboto" w:eastAsia="Times New Roman" w:hAnsi="Roboto" w:cs="Times New Roman"/>
+          <w:b/>
+          <w:lang w:val="en-IN" w:eastAsia="en-GB" w:bidi="hi-IN"/>
+        </w:rPr>
+        <w:t>Aadhar</w:t>
+      </w:r>
+      <w:proofErr w:type="spellEnd"/>
+      <w:r>
+        <w:rPr>
+          <w:rFonts w:ascii="Roboto" w:eastAsia="Times New Roman" w:hAnsi="Roboto" w:cs="Times New Roman"/>
+          <w:b/>
+          <w:lang w:val="en-IN" w:eastAsia="en-GB" w:bidi="hi-IN"/>
+        </w:rPr>
+        <w:t xml:space="preserve"> C1]</w:t>
       </w:r>
       <w:r>
         <w:rPr>
@@ -2379,7 +2655,25 @@
           <w:b/>
           <w:lang w:val="en-IN" w:eastAsia="en-GB" w:bidi="hi-IN"/>
         </w:rPr>
-        <w:t>[Name as per Aadhar C1]</w:t>
+        <w:t xml:space="preserve">[Name as per </w:t>
+      </w:r>
+      <w:proofErr w:type="spellStart"/>
+      <w:r>
+        <w:rPr>
+          <w:rFonts w:ascii="Roboto" w:eastAsia="Times New Roman" w:hAnsi="Roboto" w:cs="Times New Roman"/>
+          <w:b/>
+          <w:lang w:val="en-IN" w:eastAsia="en-GB" w:bidi="hi-IN"/>
+        </w:rPr>
+        <w:t>Aadhar</w:t>
+      </w:r>
+      <w:proofErr w:type="spellEnd"/>
+      <w:r>
+        <w:rPr>
+          <w:rFonts w:ascii="Roboto" w:eastAsia="Times New Roman" w:hAnsi="Roboto" w:cs="Times New Roman"/>
+          <w:b/>
+          <w:lang w:val="en-IN" w:eastAsia="en-GB" w:bidi="hi-IN"/>
+        </w:rPr>
+        <w:t xml:space="preserve"> C1]</w:t>
       </w:r>
       <w:r>
         <w:rPr>
@@ -2488,7 +2782,25 @@
           <w:b/>
           <w:lang w:val="en-IN" w:eastAsia="en-GB" w:bidi="hi-IN"/>
         </w:rPr>
-        <w:t>[Name as per Aadhar C1]</w:t>
+        <w:t xml:space="preserve">[Name as per </w:t>
+      </w:r>
+      <w:proofErr w:type="spellStart"/>
+      <w:r>
+        <w:rPr>
+          <w:rFonts w:ascii="Roboto" w:eastAsia="Times New Roman" w:hAnsi="Roboto" w:cs="Times New Roman"/>
+          <w:b/>
+          <w:lang w:val="en-IN" w:eastAsia="en-GB" w:bidi="hi-IN"/>
+        </w:rPr>
+        <w:t>Aadhar</w:t>
+      </w:r>
+      <w:proofErr w:type="spellEnd"/>
+      <w:r>
+        <w:rPr>
+          <w:rFonts w:ascii="Roboto" w:eastAsia="Times New Roman" w:hAnsi="Roboto" w:cs="Times New Roman"/>
+          <w:b/>
+          <w:lang w:val="en-IN" w:eastAsia="en-GB" w:bidi="hi-IN"/>
+        </w:rPr>
+        <w:t xml:space="preserve"> C1]</w:t>
       </w:r>
       <w:r>
         <w:rPr>
@@ -2540,7 +2852,25 @@
           <w:b/>
           <w:lang w:val="en-IN" w:eastAsia="en-GB" w:bidi="hi-IN"/>
         </w:rPr>
-        <w:t>[Name as per Aadhar C1]</w:t>
+        <w:t xml:space="preserve">[Name as per </w:t>
+      </w:r>
+      <w:proofErr w:type="spellStart"/>
+      <w:r>
+        <w:rPr>
+          <w:rFonts w:ascii="Roboto" w:eastAsia="Times New Roman" w:hAnsi="Roboto" w:cs="Times New Roman"/>
+          <w:b/>
+          <w:lang w:val="en-IN" w:eastAsia="en-GB" w:bidi="hi-IN"/>
+        </w:rPr>
+        <w:t>Aadhar</w:t>
+      </w:r>
+      <w:proofErr w:type="spellEnd"/>
+      <w:r>
+        <w:rPr>
+          <w:rFonts w:ascii="Roboto" w:eastAsia="Times New Roman" w:hAnsi="Roboto" w:cs="Times New Roman"/>
+          <w:b/>
+          <w:lang w:val="en-IN" w:eastAsia="en-GB" w:bidi="hi-IN"/>
+        </w:rPr>
+        <w:t xml:space="preserve"> C1]</w:t>
       </w:r>
       <w:r>
         <w:t xml:space="preserve"> </w:t>
@@ -2566,15 +2896,7 @@
           <w:sz w:val="23"/>
           <w:szCs w:val="23"/>
         </w:rPr>
-        <w:t xml:space="preserve">) certificate(s) is / are at any time subsequently, found, recovered or traced by us or by anyone on our behalf, then, we unconditionally undertake not to deal with the said original share certificate(s) in any manner whatsoever (whether by physical transfer or dematerialization or as security or pledge) and further unconditionally undertake to </w:t>
-      </w:r>
-      <w:r>
-        <w:rPr>
-          <w:sz w:val="23"/>
-          <w:szCs w:val="23"/>
-        </w:rPr>
-        <w:lastRenderedPageBreak/>
-        <w:t xml:space="preserve">promptly surrender the original share certificate(s) to the </w:t>
+        <w:t xml:space="preserve">) certificate(s) is / are at any time subsequently, found, recovered or traced by us or by anyone on our behalf, then, we unconditionally undertake not to deal with the said original share certificate(s) in any manner whatsoever (whether by physical transfer or dematerialization or as security or pledge) and further unconditionally undertake to promptly surrender the original share certificate(s) to the </w:t>
       </w:r>
       <w:r>
         <w:rPr>
@@ -2604,6 +2926,7 @@
         <w:rPr>
           <w:rFonts w:eastAsia="Times New Roman"/>
         </w:rPr>
+        <w:lastRenderedPageBreak/>
         <w:t>I</w:t>
       </w:r>
       <w:r>
@@ -2618,7 +2941,25 @@
           <w:b/>
           <w:lang w:val="en-IN" w:eastAsia="en-GB" w:bidi="hi-IN"/>
         </w:rPr>
-        <w:t>[Name as per Aadhar C1]</w:t>
+        <w:t xml:space="preserve">[Name as per </w:t>
+      </w:r>
+      <w:proofErr w:type="spellStart"/>
+      <w:r>
+        <w:rPr>
+          <w:rFonts w:ascii="Roboto" w:eastAsia="Times New Roman" w:hAnsi="Roboto" w:cs="Times New Roman"/>
+          <w:b/>
+          <w:lang w:val="en-IN" w:eastAsia="en-GB" w:bidi="hi-IN"/>
+        </w:rPr>
+        <w:t>Aadhar</w:t>
+      </w:r>
+      <w:proofErr w:type="spellEnd"/>
+      <w:r>
+        <w:rPr>
+          <w:rFonts w:ascii="Roboto" w:eastAsia="Times New Roman" w:hAnsi="Roboto" w:cs="Times New Roman"/>
+          <w:b/>
+          <w:lang w:val="en-IN" w:eastAsia="en-GB" w:bidi="hi-IN"/>
+        </w:rPr>
+        <w:t xml:space="preserve"> C1]</w:t>
       </w:r>
       <w:r>
         <w:rPr>
@@ -3273,6 +3614,7 @@
           <w:sz w:val="23"/>
           <w:szCs w:val="23"/>
         </w:rPr>
+        <w:lastRenderedPageBreak/>
         <w:t>VERIFICATION</w:t>
       </w:r>
     </w:p>
@@ -3468,6 +3810,460 @@
     </w:p>
     <w:p>
       <w:pPr>
+        <w:pStyle w:val="Default"/>
+        <w:tabs>
+          <w:tab w:val="center" w:pos="4860"/>
+          <w:tab w:val="left" w:pos="5310"/>
+        </w:tabs>
+        <w:ind w:left="360"/>
+      </w:pPr>
+      <w:r>
+        <w:rPr>
+          <w:noProof/>
+        </w:rPr>
+        <mc:AlternateContent>
+          <mc:Choice Requires="wps">
+            <w:drawing>
+              <wp:anchor distT="0" distB="0" distL="114300" distR="114300" simplePos="0" relativeHeight="251659264" behindDoc="0" locked="0" layoutInCell="1" allowOverlap="1" wp14:anchorId="1550CFB8" wp14:editId="583D8C93">
+                <wp:simplePos x="0" y="0"/>
+                <wp:positionH relativeFrom="margin">
+                  <wp:posOffset>-95250</wp:posOffset>
+                </wp:positionH>
+                <wp:positionV relativeFrom="paragraph">
+                  <wp:posOffset>179070</wp:posOffset>
+                </wp:positionV>
+                <wp:extent cx="6432550" cy="2635250"/>
+                <wp:effectExtent l="0" t="0" r="25400" b="12700"/>
+                <wp:wrapNone/>
+                <wp:docPr id="1" name="Rectangles 18"/>
+                <wp:cNvGraphicFramePr>
+                  <a:graphicFrameLocks xmlns:a="http://schemas.openxmlformats.org/drawingml/2006/main"/>
+                </wp:cNvGraphicFramePr>
+                <a:graphic xmlns:a="http://schemas.openxmlformats.org/drawingml/2006/main">
+                  <a:graphicData uri="http://schemas.microsoft.com/office/word/2010/wordprocessingShape">
+                    <wps:wsp>
+                      <wps:cNvSpPr>
+                        <a:spLocks/>
+                      </wps:cNvSpPr>
+                      <wps:spPr>
+                        <a:xfrm>
+                          <a:off x="0" y="0"/>
+                          <a:ext cx="6432550" cy="2635250"/>
+                        </a:xfrm>
+                        <a:prstGeom prst="rect">
+                          <a:avLst/>
+                        </a:prstGeom>
+                        <a:solidFill>
+                          <a:srgbClr val="FFFFFF"/>
+                        </a:solidFill>
+                        <a:ln w="9525" cap="flat" cmpd="sng">
+                          <a:solidFill>
+                            <a:srgbClr val="000000"/>
+                          </a:solidFill>
+                          <a:prstDash val="solid"/>
+                          <a:miter/>
+                          <a:headEnd type="none" w="med" len="med"/>
+                          <a:tailEnd type="none" w="med" len="med"/>
+                        </a:ln>
+                      </wps:spPr>
+                      <wps:txbx>
+                        <w:txbxContent>
+                          <w:p>
+                            <w:pPr>
+                              <w:rPr>
+                                <w:rFonts w:ascii="Roboto" w:eastAsia="Times New Roman" w:hAnsi="Roboto" w:cs="Times New Roman"/>
+                                <w:b/>
+                                <w:lang w:val="en-IN" w:eastAsia="en-IN"/>
+                              </w:rPr>
+                            </w:pPr>
+                            <w:r>
+                              <w:rPr>
+                                <w:rFonts w:cstheme="minorHAnsi"/>
+                                <w:b/>
+                                <w:sz w:val="24"/>
+                                <w:szCs w:val="24"/>
+                              </w:rPr>
+                              <w:t>Address of First Holder / Applicant:</w:t>
+                            </w:r>
+                            <w:r>
+                              <w:rPr>
+                                <w:rFonts w:ascii="Roboto" w:eastAsia="Times New Roman" w:hAnsi="Roboto" w:cs="Times New Roman"/>
+                                <w:color w:val="000000"/>
+                                <w:lang w:val="en-IN" w:eastAsia="en-IN"/>
+                              </w:rPr>
+                              <w:t xml:space="preserve"> </w:t>
+                            </w:r>
+                            <w:r>
+                              <w:rPr>
+                                <w:rFonts w:ascii="Roboto" w:eastAsia="Times New Roman" w:hAnsi="Roboto" w:cs="Times New Roman"/>
+                                <w:color w:val="000000"/>
+                                <w:lang w:val="en-IN" w:eastAsia="en-IN"/>
+                              </w:rPr>
+                              <w:br/>
+                            </w:r>
+                            <w:r>
+                              <w:rPr>
+                                <w:rFonts w:ascii="Roboto" w:eastAsia="Times New Roman" w:hAnsi="Roboto" w:cs="Times New Roman"/>
+                                <w:b/>
+                                <w:lang w:val="en-IN" w:eastAsia="en-IN"/>
+                              </w:rPr>
+                              <w:t>[Address C1]</w:t>
+                            </w:r>
+                          </w:p>
+                          <w:p>
+                            <w:pPr>
+                              <w:rPr>
+                                <w:rFonts w:ascii="Roboto" w:eastAsia="Times New Roman" w:hAnsi="Roboto" w:cs="Times New Roman"/>
+                                <w:b/>
+                                <w:lang w:val="en-IN" w:eastAsia="en-IN"/>
+                              </w:rPr>
+                            </w:pPr>
+                          </w:p>
+                          <w:p>
+                            <w:pPr>
+                              <w:rPr>
+                                <w:rFonts w:ascii="Roboto" w:eastAsia="Times New Roman" w:hAnsi="Roboto" w:cs="Times New Roman"/>
+                                <w:b/>
+                                <w:lang w:val="en-IN" w:eastAsia="en-IN"/>
+                              </w:rPr>
+                            </w:pPr>
+                          </w:p>
+                          <w:p>
+                            <w:pPr>
+                              <w:rPr>
+                                <w:rFonts w:ascii="Roboto" w:eastAsia="Times New Roman" w:hAnsi="Roboto" w:cs="Times New Roman"/>
+                                <w:b/>
+                                <w:lang w:val="en-IN" w:eastAsia="en-IN"/>
+                              </w:rPr>
+                            </w:pPr>
+                          </w:p>
+                          <w:p>
+                            <w:pPr>
+                              <w:rPr>
+                                <w:rFonts w:cstheme="minorHAnsi"/>
+                                <w:b/>
+                                <w:sz w:val="24"/>
+                                <w:szCs w:val="24"/>
+                              </w:rPr>
+                            </w:pPr>
+                            <w:r>
+                              <w:rPr>
+                                <w:rFonts w:cstheme="minorHAnsi"/>
+                                <w:b/>
+                                <w:sz w:val="24"/>
+                                <w:szCs w:val="24"/>
+                              </w:rPr>
+                              <w:t xml:space="preserve">Pin code – </w:t>
+                            </w:r>
+                            <w:r>
+                              <w:rPr>
+                                <w:rFonts w:ascii="Roboto" w:eastAsia="Times New Roman" w:hAnsi="Roboto" w:cs="Times New Roman"/>
+                                <w:b/>
+                                <w:lang w:val="en-IN" w:eastAsia="en-IN"/>
+                              </w:rPr>
+                              <w:t>[PIN C1]</w:t>
+                            </w:r>
+                          </w:p>
+                          <w:p>
+                            <w:pPr>
+                              <w:rPr>
+                                <w:rFonts w:cstheme="minorHAnsi"/>
+                                <w:b/>
+                                <w:sz w:val="24"/>
+                                <w:szCs w:val="24"/>
+                              </w:rPr>
+                            </w:pPr>
+                            <w:r>
+                              <w:rPr>
+                                <w:rFonts w:cstheme="minorHAnsi"/>
+                                <w:b/>
+                                <w:sz w:val="24"/>
+                                <w:szCs w:val="24"/>
+                              </w:rPr>
+                              <w:t xml:space="preserve">Tel. no.- </w:t>
+                            </w:r>
+                            <w:r>
+                              <w:rPr>
+                                <w:rFonts w:ascii="Roboto" w:eastAsia="Times New Roman" w:hAnsi="Roboto" w:cs="Times New Roman"/>
+                                <w:b/>
+                                <w:lang w:val="en-IN" w:eastAsia="en-IN"/>
+                              </w:rPr>
+                              <w:t>[Mobile No C1]</w:t>
+                            </w:r>
+                            <w:r>
+                              <w:rPr>
+                                <w:rFonts w:ascii="Roboto" w:eastAsia="Times New Roman" w:hAnsi="Roboto" w:cs="Times New Roman"/>
+                                <w:b/>
+                                <w:lang w:val="en-IN" w:eastAsia="en-IN"/>
+                              </w:rPr>
+                              <w:t xml:space="preserve"> </w:t>
+                            </w:r>
+                            <w:r>
+                              <w:rPr>
+                                <w:rFonts w:ascii="Roboto" w:eastAsia="Times New Roman" w:hAnsi="Roboto" w:cs="Times New Roman"/>
+                                <w:b/>
+                                <w:lang w:val="en-IN" w:eastAsia="en-IN"/>
+                              </w:rPr>
+                              <w:tab/>
+                              <w:t xml:space="preserve"> </w:t>
+                            </w:r>
+                            <w:r>
+                              <w:rPr>
+                                <w:rFonts w:eastAsia="Times New Roman" w:cstheme="minorHAnsi"/>
+                                <w:b/>
+                                <w:sz w:val="24"/>
+                                <w:szCs w:val="24"/>
+                                <w:lang w:eastAsia="en-IN"/>
+                              </w:rPr>
+                              <w:t xml:space="preserve">Email Id- </w:t>
+                            </w:r>
+                            <w:r>
+                              <w:rPr>
+                                <w:rFonts w:ascii="Roboto" w:eastAsia="Times New Roman" w:hAnsi="Roboto" w:cs="Times New Roman"/>
+                                <w:b/>
+                                <w:lang w:val="en-IN" w:eastAsia="en-IN"/>
+                              </w:rPr>
+                              <w:t>[Email ID C1]</w:t>
+                            </w:r>
+                          </w:p>
+                          <w:p>
+                            <w:pPr>
+                              <w:rPr>
+                                <w:rFonts w:cstheme="minorHAnsi"/>
+                                <w:b/>
+                                <w:sz w:val="24"/>
+                                <w:szCs w:val="24"/>
+                              </w:rPr>
+                            </w:pPr>
+                            <w:r>
+                              <w:rPr>
+                                <w:rFonts w:cstheme="minorHAnsi"/>
+                                <w:b/>
+                                <w:sz w:val="24"/>
+                                <w:szCs w:val="24"/>
+                              </w:rPr>
+                              <w:t>Date-</w:t>
+                            </w:r>
+                          </w:p>
+                          <w:p/>
+                          <w:p/>
+                        </w:txbxContent>
+                      </wps:txbx>
+                      <wps:bodyPr wrap="square" upright="1">
+                        <a:noAutofit/>
+                      </wps:bodyPr>
+                    </wps:wsp>
+                  </a:graphicData>
+                </a:graphic>
+                <wp14:sizeRelH relativeFrom="page">
+                  <wp14:pctWidth>0</wp14:pctWidth>
+                </wp14:sizeRelH>
+                <wp14:sizeRelV relativeFrom="page">
+                  <wp14:pctHeight>0</wp14:pctHeight>
+                </wp14:sizeRelV>
+              </wp:anchor>
+            </w:drawing>
+          </mc:Choice>
+          <mc:Fallback>
+            <w:pict>
+              <v:rect w14:anchorId="1550CFB8" id="Rectangles 18" o:spid="_x0000_s1026" style="position:absolute;left:0;text-align:left;margin-left:-7.5pt;margin-top:14.1pt;width:506.5pt;height:207.5pt;z-index:251659264;visibility:visible;mso-wrap-style:square;mso-width-percent:0;mso-height-percent:0;mso-wrap-distance-left:9pt;mso-wrap-distance-top:0;mso-wrap-distance-right:9pt;mso-wrap-distance-bottom:0;mso-position-horizontal:absolute;mso-position-horizontal-relative:margin;mso-position-vertical:absolute;mso-position-vertical-relative:text;mso-width-percent:0;mso-height-percent:0;mso-width-relative:page;mso-height-relative:page;v-text-anchor:top" o:gfxdata="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">
+                <v:path arrowok="t"/>
+                <v:textbox>
+                  <w:txbxContent>
+                    <w:p>
+                      <w:pPr>
+                        <w:rPr>
+                          <w:rFonts w:ascii="Roboto" w:eastAsia="Times New Roman" w:hAnsi="Roboto" w:cs="Times New Roman"/>
+                          <w:b/>
+                          <w:lang w:val="en-IN" w:eastAsia="en-IN"/>
+                        </w:rPr>
+                      </w:pPr>
+                      <w:r>
+                        <w:rPr>
+                          <w:rFonts w:cstheme="minorHAnsi"/>
+                          <w:b/>
+                          <w:sz w:val="24"/>
+                          <w:szCs w:val="24"/>
+                        </w:rPr>
+                        <w:t>Address of First Holder / Applicant:</w:t>
+                      </w:r>
+                      <w:r>
+                        <w:rPr>
+                          <w:rFonts w:ascii="Roboto" w:eastAsia="Times New Roman" w:hAnsi="Roboto" w:cs="Times New Roman"/>
+                          <w:color w:val="000000"/>
+                          <w:lang w:val="en-IN" w:eastAsia="en-IN"/>
+                        </w:rPr>
+                        <w:t xml:space="preserve"> </w:t>
+                      </w:r>
+                      <w:r>
+                        <w:rPr>
+                          <w:rFonts w:ascii="Roboto" w:eastAsia="Times New Roman" w:hAnsi="Roboto" w:cs="Times New Roman"/>
+                          <w:color w:val="000000"/>
+                          <w:lang w:val="en-IN" w:eastAsia="en-IN"/>
+                        </w:rPr>
+                        <w:br/>
+                      </w:r>
+                      <w:r>
+                        <w:rPr>
+                          <w:rFonts w:ascii="Roboto" w:eastAsia="Times New Roman" w:hAnsi="Roboto" w:cs="Times New Roman"/>
+                          <w:b/>
+                          <w:lang w:val="en-IN" w:eastAsia="en-IN"/>
+                        </w:rPr>
+                        <w:t>[Address C1]</w:t>
+                      </w:r>
+                    </w:p>
+                    <w:p>
+                      <w:pPr>
+                        <w:rPr>
+                          <w:rFonts w:ascii="Roboto" w:eastAsia="Times New Roman" w:hAnsi="Roboto" w:cs="Times New Roman"/>
+                          <w:b/>
+                          <w:lang w:val="en-IN" w:eastAsia="en-IN"/>
+                        </w:rPr>
+                      </w:pPr>
+                    </w:p>
+                    <w:p>
+                      <w:pPr>
+                        <w:rPr>
+                          <w:rFonts w:ascii="Roboto" w:eastAsia="Times New Roman" w:hAnsi="Roboto" w:cs="Times New Roman"/>
+                          <w:b/>
+                          <w:lang w:val="en-IN" w:eastAsia="en-IN"/>
+                        </w:rPr>
+                      </w:pPr>
+                    </w:p>
+                    <w:p>
+                      <w:pPr>
+                        <w:rPr>
+                          <w:rFonts w:ascii="Roboto" w:eastAsia="Times New Roman" w:hAnsi="Roboto" w:cs="Times New Roman"/>
+                          <w:b/>
+                          <w:lang w:val="en-IN" w:eastAsia="en-IN"/>
+                        </w:rPr>
+                      </w:pPr>
+                    </w:p>
+                    <w:p>
+                      <w:pPr>
+                        <w:rPr>
+                          <w:rFonts w:cstheme="minorHAnsi"/>
+                          <w:b/>
+                          <w:sz w:val="24"/>
+                          <w:szCs w:val="24"/>
+                        </w:rPr>
+                      </w:pPr>
+                      <w:r>
+                        <w:rPr>
+                          <w:rFonts w:cstheme="minorHAnsi"/>
+                          <w:b/>
+                          <w:sz w:val="24"/>
+                          <w:szCs w:val="24"/>
+                        </w:rPr>
+                        <w:t xml:space="preserve">Pin code – </w:t>
+                      </w:r>
+                      <w:r>
+                        <w:rPr>
+                          <w:rFonts w:ascii="Roboto" w:eastAsia="Times New Roman" w:hAnsi="Roboto" w:cs="Times New Roman"/>
+                          <w:b/>
+                          <w:lang w:val="en-IN" w:eastAsia="en-IN"/>
+                        </w:rPr>
+                        <w:t>[PIN C1]</w:t>
+                      </w:r>
+                    </w:p>
+                    <w:p>
+                      <w:pPr>
+                        <w:rPr>
+                          <w:rFonts w:cstheme="minorHAnsi"/>
+                          <w:b/>
+                          <w:sz w:val="24"/>
+                          <w:szCs w:val="24"/>
+                        </w:rPr>
+                      </w:pPr>
+                      <w:r>
+                        <w:rPr>
+                          <w:rFonts w:cstheme="minorHAnsi"/>
+                          <w:b/>
+                          <w:sz w:val="24"/>
+                          <w:szCs w:val="24"/>
+                        </w:rPr>
+                        <w:t xml:space="preserve">Tel. no.- </w:t>
+                      </w:r>
+                      <w:r>
+                        <w:rPr>
+                          <w:rFonts w:ascii="Roboto" w:eastAsia="Times New Roman" w:hAnsi="Roboto" w:cs="Times New Roman"/>
+                          <w:b/>
+                          <w:lang w:val="en-IN" w:eastAsia="en-IN"/>
+                        </w:rPr>
+                        <w:t>[Mobile No C1]</w:t>
+                      </w:r>
+                      <w:r>
+                        <w:rPr>
+                          <w:rFonts w:ascii="Roboto" w:eastAsia="Times New Roman" w:hAnsi="Roboto" w:cs="Times New Roman"/>
+                          <w:b/>
+                          <w:lang w:val="en-IN" w:eastAsia="en-IN"/>
+                        </w:rPr>
+                        <w:t xml:space="preserve"> </w:t>
+                      </w:r>
+                      <w:r>
+                        <w:rPr>
+                          <w:rFonts w:ascii="Roboto" w:eastAsia="Times New Roman" w:hAnsi="Roboto" w:cs="Times New Roman"/>
+                          <w:b/>
+                          <w:lang w:val="en-IN" w:eastAsia="en-IN"/>
+                        </w:rPr>
+                        <w:tab/>
+                        <w:t xml:space="preserve"> </w:t>
+                      </w:r>
+                      <w:r>
+                        <w:rPr>
+                          <w:rFonts w:eastAsia="Times New Roman" w:cstheme="minorHAnsi"/>
+                          <w:b/>
+                          <w:sz w:val="24"/>
+                          <w:szCs w:val="24"/>
+                          <w:lang w:eastAsia="en-IN"/>
+                        </w:rPr>
+                        <w:t xml:space="preserve">Email Id- </w:t>
+                      </w:r>
+                      <w:r>
+                        <w:rPr>
+                          <w:rFonts w:ascii="Roboto" w:eastAsia="Times New Roman" w:hAnsi="Roboto" w:cs="Times New Roman"/>
+                          <w:b/>
+                          <w:lang w:val="en-IN" w:eastAsia="en-IN"/>
+                        </w:rPr>
+                        <w:t>[Email ID C1]</w:t>
+                      </w:r>
+                    </w:p>
+                    <w:p>
+                      <w:pPr>
+                        <w:rPr>
+                          <w:rFonts w:cstheme="minorHAnsi"/>
+                          <w:b/>
+                          <w:sz w:val="24"/>
+                          <w:szCs w:val="24"/>
+                        </w:rPr>
+                      </w:pPr>
+                      <w:r>
+                        <w:rPr>
+                          <w:rFonts w:cstheme="minorHAnsi"/>
+                          <w:b/>
+                          <w:sz w:val="24"/>
+                          <w:szCs w:val="24"/>
+                        </w:rPr>
+                        <w:t>Date-</w:t>
+                      </w:r>
+                    </w:p>
+                    <w:p/>
+                    <w:p/>
+                  </w:txbxContent>
+                </v:textbox>
+                <w10:wrap anchorx="margin"/>
+              </v:rect>
+            </w:pict>
+          </mc:Fallback>
+        </mc:AlternateContent>
+      </w:r>
+      <w:r>
+        <w:tab/>
+        <w:t xml:space="preserve"> </w:t>
+      </w:r>
+    </w:p>
+    <w:p>
+      <w:pPr>
         <w:pStyle w:val="ListParagraph"/>
         <w:tabs>
           <w:tab w:val="left" w:pos="9450"/>
@@ -3481,6 +4277,145 @@
           <w:szCs w:val="24"/>
         </w:rPr>
       </w:pPr>
+    </w:p>
+    <w:p>
+      <w:pPr>
+        <w:pStyle w:val="Default"/>
+        <w:tabs>
+          <w:tab w:val="center" w:pos="4860"/>
+          <w:tab w:val="left" w:pos="5310"/>
+        </w:tabs>
+        <w:ind w:left="360"/>
+      </w:pPr>
+      <w:r>
+        <w:tab/>
+      </w:r>
+    </w:p>
+    <w:p>
+      <w:pPr>
+        <w:pStyle w:val="Default"/>
+        <w:tabs>
+          <w:tab w:val="center" w:pos="4860"/>
+          <w:tab w:val="left" w:pos="5310"/>
+        </w:tabs>
+        <w:ind w:left="360"/>
+      </w:pPr>
+    </w:p>
+    <w:p>
+      <w:pPr>
+        <w:pStyle w:val="Default"/>
+        <w:tabs>
+          <w:tab w:val="center" w:pos="4860"/>
+          <w:tab w:val="left" w:pos="5310"/>
+        </w:tabs>
+        <w:ind w:left="360"/>
+      </w:pPr>
+    </w:p>
+    <w:p>
+      <w:pPr>
+        <w:pStyle w:val="Default"/>
+        <w:tabs>
+          <w:tab w:val="center" w:pos="4860"/>
+          <w:tab w:val="left" w:pos="5310"/>
+        </w:tabs>
+        <w:ind w:left="360"/>
+      </w:pPr>
+    </w:p>
+    <w:p>
+      <w:pPr>
+        <w:pStyle w:val="Default"/>
+        <w:tabs>
+          <w:tab w:val="center" w:pos="4860"/>
+          <w:tab w:val="left" w:pos="5310"/>
+        </w:tabs>
+        <w:ind w:left="360"/>
+      </w:pPr>
+    </w:p>
+    <w:p>
+      <w:pPr>
+        <w:pStyle w:val="Default"/>
+        <w:tabs>
+          <w:tab w:val="center" w:pos="4860"/>
+          <w:tab w:val="left" w:pos="5310"/>
+        </w:tabs>
+        <w:ind w:left="360"/>
+      </w:pPr>
+    </w:p>
+    <w:p>
+      <w:pPr>
+        <w:pStyle w:val="Default"/>
+        <w:tabs>
+          <w:tab w:val="center" w:pos="4860"/>
+          <w:tab w:val="left" w:pos="5310"/>
+        </w:tabs>
+        <w:ind w:left="360"/>
+      </w:pPr>
+    </w:p>
+    <w:p>
+      <w:pPr>
+        <w:pStyle w:val="Default"/>
+        <w:tabs>
+          <w:tab w:val="center" w:pos="4860"/>
+          <w:tab w:val="left" w:pos="5310"/>
+        </w:tabs>
+        <w:ind w:left="360"/>
+      </w:pPr>
+    </w:p>
+    <w:p>
+      <w:pPr>
+        <w:pStyle w:val="Default"/>
+        <w:tabs>
+          <w:tab w:val="center" w:pos="4860"/>
+          <w:tab w:val="left" w:pos="5310"/>
+        </w:tabs>
+        <w:ind w:left="360"/>
+      </w:pPr>
+    </w:p>
+    <w:p>
+      <w:pPr>
+        <w:pStyle w:val="Default"/>
+        <w:tabs>
+          <w:tab w:val="center" w:pos="4860"/>
+          <w:tab w:val="left" w:pos="5310"/>
+        </w:tabs>
+        <w:ind w:left="360"/>
+      </w:pPr>
+    </w:p>
+    <w:p>
+      <w:pPr>
+        <w:pStyle w:val="Default"/>
+        <w:tabs>
+          <w:tab w:val="center" w:pos="4860"/>
+          <w:tab w:val="left" w:pos="5310"/>
+        </w:tabs>
+        <w:ind w:left="360"/>
+      </w:pPr>
+    </w:p>
+    <w:p>
+      <w:pPr>
+        <w:pStyle w:val="Default"/>
+        <w:tabs>
+          <w:tab w:val="center" w:pos="4860"/>
+          <w:tab w:val="left" w:pos="5310"/>
+        </w:tabs>
+        <w:ind w:left="360"/>
+      </w:pPr>
+    </w:p>
+    <w:p>
+      <w:pPr>
+        <w:pStyle w:val="Default"/>
+        <w:tabs>
+          <w:tab w:val="center" w:pos="4860"/>
+          <w:tab w:val="left" w:pos="5310"/>
+        </w:tabs>
+        <w:ind w:left="360"/>
+      </w:pPr>
+      <w:r>
+        <w:t xml:space="preserve"> </w:t>
+      </w:r>
+    </w:p>
+    <w:p/>
+    <w:p>
       <w:r>
         <w:rPr>
           <w:noProof/>
@@ -3488,16 +4423,16 @@
         <mc:AlternateContent>
           <mc:Choice Requires="wps">
             <w:drawing>
-              <wp:anchor distT="0" distB="0" distL="114300" distR="114300" simplePos="0" relativeHeight="251663360" behindDoc="0" locked="0" layoutInCell="1" allowOverlap="1" wp14:anchorId="707F2A83" wp14:editId="6933D426">
+              <wp:anchor distT="0" distB="0" distL="114300" distR="114300" simplePos="0" relativeHeight="251660288" behindDoc="0" locked="0" layoutInCell="1" allowOverlap="1" wp14:anchorId="5D5E73A0" wp14:editId="0B86B7AA">
                 <wp:simplePos x="0" y="0"/>
-                <wp:positionH relativeFrom="page">
-                  <wp:posOffset>4587240</wp:posOffset>
+                <wp:positionH relativeFrom="margin">
+                  <wp:posOffset>-101600</wp:posOffset>
                 </wp:positionH>
                 <wp:positionV relativeFrom="page">
-                  <wp:posOffset>3939540</wp:posOffset>
+                  <wp:posOffset>6534150</wp:posOffset>
                 </wp:positionV>
-                <wp:extent cx="2563495" cy="1156970"/>
-                <wp:effectExtent l="0" t="0" r="27305" b="24130"/>
+                <wp:extent cx="3228975" cy="1454150"/>
+                <wp:effectExtent l="0" t="0" r="28575" b="12700"/>
                 <wp:wrapNone/>
                 <wp:docPr id="10" name="Text Box 10"/>
                 <wp:cNvGraphicFramePr>
@@ -3512,7 +4447,7 @@
                       <wps:spPr>
                         <a:xfrm>
                           <a:off x="0" y="0"/>
-                          <a:ext cx="2563495" cy="1156970"/>
+                          <a:ext cx="3228975" cy="1454150"/>
                         </a:xfrm>
                         <a:prstGeom prst="rect">
                           <a:avLst/>
@@ -3599,11 +4534,11 @@
           </mc:Choice>
           <mc:Fallback>
             <w:pict>
-              <v:shapetype w14:anchorId="707F2A83" id="_x0000_t202" coordsize="21600,21600" o:spt="202" path="m,l,21600r21600,l21600,xe">
+              <v:shapetype w14:anchorId="5D5E73A0" id="_x0000_t202" coordsize="21600,21600" o:spt="202" path="m,l,21600r21600,l21600,xe">
                 <v:stroke joinstyle="miter"/>
                 <v:path gradientshapeok="t" o:connecttype="rect"/>
               </v:shapetype>
-              <v:shape id="Text Box 10" o:spid="_x0000_s1026" type="#_x0000_t202" style="position:absolute;left:0;text-align:left;margin-left:361.2pt;margin-top:310.2pt;width:201.85pt;height:91.1pt;z-index:251663360;visibility:visible;mso-wrap-style:square;mso-width-percent:0;mso-height-percent:0;mso-wrap-distance-left:9pt;mso-wrap-distance-top:0;mso-wrap-distance-right:9pt;mso-wrap-distance-bottom:0;mso-position-horizontal:absolute;mso-position-horizontal-relative:page;mso-position-vertical:absolute;mso-position-vertical-relative:page;mso-width-percent:0;mso-height-percent:0;mso-width-relative:page;mso-height-relative:page;v-text-anchor:top" o:gfxdata="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" filled="f" strokeweight=".25pt">
+              <v:shape id="Text Box 10" o:spid="_x0000_s1027" type="#_x0000_t202" style="position:absolute;margin-left:-8pt;margin-top:514.5pt;width:254.25pt;height:114.5pt;z-index:251660288;visibility:visible;mso-wrap-style:square;mso-width-percent:0;mso-height-percent:0;mso-wrap-distance-left:9pt;mso-wrap-distance-top:0;mso-wrap-distance-right:9pt;mso-wrap-distance-bottom:0;mso-position-horizontal:absolute;mso-position-horizontal-relative:margin;mso-position-vertical:absolute;mso-position-vertical-relative:page;mso-width-percent:0;mso-height-percent:0;mso-width-relative:page;mso-height-relative:page;v-text-anchor:top" o:gfxdata="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" filled="f" strokeweight=".25pt">
                 <v:path arrowok="t"/>
                 <v:textbox inset="0,0,0,0">
                   <w:txbxContent>
@@ -3659,22 +4594,12 @@
                     </w:p>
                   </w:txbxContent>
                 </v:textbox>
-                <w10:wrap anchorx="page" anchory="page"/>
+                <w10:wrap anchorx="margin" anchory="page"/>
               </v:shape>
             </w:pict>
           </mc:Fallback>
         </mc:AlternateContent>
       </w:r>
-    </w:p>
-    <w:p>
-      <w:pPr>
-        <w:pStyle w:val="Default"/>
-        <w:tabs>
-          <w:tab w:val="center" w:pos="4860"/>
-          <w:tab w:val="left" w:pos="5310"/>
-        </w:tabs>
-        <w:ind w:left="360"/>
-      </w:pPr>
       <w:r>
         <w:rPr>
           <w:noProof/>
@@ -3682,478 +4607,16 @@
         <mc:AlternateContent>
           <mc:Choice Requires="wps">
             <w:drawing>
-              <wp:anchor distT="0" distB="0" distL="114300" distR="114300" simplePos="0" relativeHeight="251661312" behindDoc="0" locked="0" layoutInCell="1" allowOverlap="1" wp14:anchorId="6DE14E40" wp14:editId="3988EF5B">
-                <wp:simplePos x="0" y="0"/>
-                <wp:positionH relativeFrom="column">
-                  <wp:posOffset>99060</wp:posOffset>
-                </wp:positionH>
-                <wp:positionV relativeFrom="paragraph">
-                  <wp:posOffset>55245</wp:posOffset>
-                </wp:positionV>
-                <wp:extent cx="3337560" cy="2175510"/>
-                <wp:effectExtent l="0" t="0" r="15240" b="15240"/>
-                <wp:wrapNone/>
-                <wp:docPr id="1" name="Rectangles 18"/>
-                <wp:cNvGraphicFramePr>
-                  <a:graphicFrameLocks xmlns:a="http://schemas.openxmlformats.org/drawingml/2006/main"/>
-                </wp:cNvGraphicFramePr>
-                <a:graphic xmlns:a="http://schemas.openxmlformats.org/drawingml/2006/main">
-                  <a:graphicData uri="http://schemas.microsoft.com/office/word/2010/wordprocessingShape">
-                    <wps:wsp>
-                      <wps:cNvSpPr>
-                        <a:spLocks/>
-                      </wps:cNvSpPr>
-                      <wps:spPr>
-                        <a:xfrm>
-                          <a:off x="0" y="0"/>
-                          <a:ext cx="3337560" cy="2175510"/>
-                        </a:xfrm>
-                        <a:prstGeom prst="rect">
-                          <a:avLst/>
-                        </a:prstGeom>
-                        <a:solidFill>
-                          <a:srgbClr val="FFFFFF"/>
-                        </a:solidFill>
-                        <a:ln w="9525" cap="flat" cmpd="sng">
-                          <a:solidFill>
-                            <a:srgbClr val="000000"/>
-                          </a:solidFill>
-                          <a:prstDash val="solid"/>
-                          <a:miter/>
-                          <a:headEnd type="none" w="med" len="med"/>
-                          <a:tailEnd type="none" w="med" len="med"/>
-                        </a:ln>
-                      </wps:spPr>
-                      <wps:txbx>
-                        <w:txbxContent>
-                          <w:p>
-                            <w:pPr>
-                              <w:rPr>
-                                <w:rFonts w:ascii="Roboto" w:eastAsia="Times New Roman" w:hAnsi="Roboto" w:cs="Times New Roman"/>
-                                <w:b/>
-                                <w:lang w:val="en-IN" w:eastAsia="en-IN"/>
-                              </w:rPr>
-                            </w:pPr>
-                            <w:r>
-                              <w:rPr>
-                                <w:rFonts w:cstheme="minorHAnsi"/>
-                                <w:b/>
-                                <w:sz w:val="24"/>
-                                <w:szCs w:val="24"/>
-                              </w:rPr>
-                              <w:t>Address of First Holder / Applicant:</w:t>
-                            </w:r>
-                            <w:r>
-                              <w:rPr>
-                                <w:rFonts w:ascii="Roboto" w:eastAsia="Times New Roman" w:hAnsi="Roboto" w:cs="Times New Roman"/>
-                                <w:color w:val="000000"/>
-                                <w:lang w:val="en-IN" w:eastAsia="en-IN"/>
-                              </w:rPr>
-                              <w:t xml:space="preserve"> </w:t>
-                            </w:r>
-                            <w:r>
-                              <w:rPr>
-                                <w:rFonts w:ascii="Roboto" w:eastAsia="Times New Roman" w:hAnsi="Roboto" w:cs="Times New Roman"/>
-                                <w:color w:val="000000"/>
-                                <w:lang w:val="en-IN" w:eastAsia="en-IN"/>
-                              </w:rPr>
-                              <w:br/>
-                            </w:r>
-                            <w:r>
-                              <w:rPr>
-                                <w:rFonts w:ascii="Roboto" w:eastAsia="Times New Roman" w:hAnsi="Roboto" w:cs="Times New Roman"/>
-                                <w:b/>
-                                <w:lang w:val="en-IN" w:eastAsia="en-IN"/>
-                              </w:rPr>
-                              <w:t>[Address C1]</w:t>
-                            </w:r>
-                          </w:p>
-                          <w:p>
-                            <w:pPr>
-                              <w:rPr>
-                                <w:rFonts w:ascii="Roboto" w:eastAsia="Times New Roman" w:hAnsi="Roboto" w:cs="Times New Roman"/>
-                                <w:b/>
-                                <w:lang w:val="en-IN" w:eastAsia="en-IN"/>
-                              </w:rPr>
-                            </w:pPr>
-                          </w:p>
-                          <w:p>
-                            <w:pPr>
-                              <w:rPr>
-                                <w:rFonts w:cstheme="minorHAnsi"/>
-                                <w:b/>
-                                <w:sz w:val="24"/>
-                                <w:szCs w:val="24"/>
-                              </w:rPr>
-                            </w:pPr>
-                            <w:r>
-                              <w:rPr>
-                                <w:rFonts w:cstheme="minorHAnsi"/>
-                                <w:b/>
-                                <w:sz w:val="24"/>
-                                <w:szCs w:val="24"/>
-                              </w:rPr>
-                              <w:t xml:space="preserve">Pin code – </w:t>
-                            </w:r>
-                            <w:r>
-                              <w:rPr>
-                                <w:rFonts w:ascii="Roboto" w:eastAsia="Times New Roman" w:hAnsi="Roboto" w:cs="Times New Roman"/>
-                                <w:b/>
-                                <w:lang w:val="en-IN" w:eastAsia="en-IN"/>
-                              </w:rPr>
-                              <w:t>[PIN C1]</w:t>
-                            </w:r>
-                          </w:p>
-                          <w:p>
-                            <w:pPr>
-                              <w:rPr>
-                                <w:rFonts w:ascii="Roboto" w:eastAsia="Times New Roman" w:hAnsi="Roboto" w:cs="Times New Roman"/>
-                                <w:b/>
-                                <w:lang w:val="en-IN" w:eastAsia="en-IN"/>
-                              </w:rPr>
-                            </w:pPr>
-                            <w:r>
-                              <w:rPr>
-                                <w:rFonts w:cstheme="minorHAnsi"/>
-                                <w:b/>
-                                <w:sz w:val="24"/>
-                                <w:szCs w:val="24"/>
-                              </w:rPr>
-                              <w:t xml:space="preserve">Tel. no.- </w:t>
-                            </w:r>
-                            <w:r>
-                              <w:rPr>
-                                <w:rFonts w:ascii="Roboto" w:eastAsia="Times New Roman" w:hAnsi="Roboto" w:cs="Times New Roman"/>
-                                <w:b/>
-                                <w:lang w:val="en-IN" w:eastAsia="en-IN"/>
-                              </w:rPr>
-                              <w:t>[Mobile No C1]</w:t>
-                            </w:r>
-                          </w:p>
-                          <w:p>
-                            <w:pPr>
-                              <w:rPr>
-                                <w:rFonts w:cstheme="minorHAnsi"/>
-                                <w:b/>
-                                <w:sz w:val="24"/>
-                                <w:szCs w:val="24"/>
-                              </w:rPr>
-                            </w:pPr>
-                            <w:r>
-                              <w:rPr>
-                                <w:rFonts w:eastAsia="Times New Roman" w:cstheme="minorHAnsi"/>
-                                <w:b/>
-                                <w:sz w:val="24"/>
-                                <w:szCs w:val="24"/>
-                                <w:lang w:eastAsia="en-IN"/>
-                              </w:rPr>
-                              <w:t xml:space="preserve">Email Id- </w:t>
-                            </w:r>
-                            <w:r>
-                              <w:rPr>
-                                <w:rFonts w:ascii="Roboto" w:eastAsia="Times New Roman" w:hAnsi="Roboto" w:cs="Times New Roman"/>
-                                <w:b/>
-                                <w:lang w:val="en-IN" w:eastAsia="en-IN"/>
-                              </w:rPr>
-                              <w:t>[Email ID C1]</w:t>
-                            </w:r>
-                          </w:p>
-                          <w:p>
-                            <w:r>
-                              <w:rPr>
-                                <w:rFonts w:cstheme="minorHAnsi"/>
-                                <w:b/>
-                                <w:sz w:val="24"/>
-                                <w:szCs w:val="24"/>
-                              </w:rPr>
-                              <w:t>Date-</w:t>
-                            </w:r>
-                          </w:p>
-                          <w:p/>
-                        </w:txbxContent>
-                      </wps:txbx>
-                      <wps:bodyPr wrap="square" upright="1">
-                        <a:noAutofit/>
-                      </wps:bodyPr>
-                    </wps:wsp>
-                  </a:graphicData>
-                </a:graphic>
-                <wp14:sizeRelH relativeFrom="page">
-                  <wp14:pctWidth>0</wp14:pctWidth>
-                </wp14:sizeRelH>
-                <wp14:sizeRelV relativeFrom="page">
-                  <wp14:pctHeight>0</wp14:pctHeight>
-                </wp14:sizeRelV>
-              </wp:anchor>
-            </w:drawing>
-          </mc:Choice>
-          <mc:Fallback>
-            <w:pict>
-              <v:rect w14:anchorId="6DE14E40" id="Rectangles 18" o:spid="_x0000_s1027" style="position:absolute;left:0;text-align:left;margin-left:7.8pt;margin-top:4.35pt;width:262.8pt;height:171.3pt;z-index:251661312;visibility:visible;mso-wrap-style:square;mso-width-percent:0;mso-height-percent:0;mso-wrap-distance-left:9pt;mso-wrap-distance-top:0;mso-wrap-distance-right:9pt;mso-wrap-distance-bottom:0;mso-position-horizontal:absolute;mso-position-horizontal-relative:text;mso-position-vertical:absolute;mso-position-vertical-relative:text;mso-width-percent:0;mso-height-percent:0;mso-width-relative:page;mso-height-relative:page;v-text-anchor:top" o:gfxdata="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">
-                <v:path arrowok="t"/>
-                <v:textbox>
-                  <w:txbxContent>
-                    <w:p>
-                      <w:pPr>
-                        <w:rPr>
-                          <w:rFonts w:ascii="Roboto" w:eastAsia="Times New Roman" w:hAnsi="Roboto" w:cs="Times New Roman"/>
-                          <w:b/>
-                          <w:lang w:val="en-IN" w:eastAsia="en-IN"/>
-                        </w:rPr>
-                      </w:pPr>
-                      <w:r>
-                        <w:rPr>
-                          <w:rFonts w:cstheme="minorHAnsi"/>
-                          <w:b/>
-                          <w:sz w:val="24"/>
-                          <w:szCs w:val="24"/>
-                        </w:rPr>
-                        <w:t>Address of First Holder / Applicant:</w:t>
-                      </w:r>
-                      <w:r>
-                        <w:rPr>
-                          <w:rFonts w:ascii="Roboto" w:eastAsia="Times New Roman" w:hAnsi="Roboto" w:cs="Times New Roman"/>
-                          <w:color w:val="000000"/>
-                          <w:lang w:val="en-IN" w:eastAsia="en-IN"/>
-                        </w:rPr>
-                        <w:t xml:space="preserve"> </w:t>
-                      </w:r>
-                      <w:r>
-                        <w:rPr>
-                          <w:rFonts w:ascii="Roboto" w:eastAsia="Times New Roman" w:hAnsi="Roboto" w:cs="Times New Roman"/>
-                          <w:color w:val="000000"/>
-                          <w:lang w:val="en-IN" w:eastAsia="en-IN"/>
-                        </w:rPr>
-                        <w:br/>
-                      </w:r>
-                      <w:r>
-                        <w:rPr>
-                          <w:rFonts w:ascii="Roboto" w:eastAsia="Times New Roman" w:hAnsi="Roboto" w:cs="Times New Roman"/>
-                          <w:b/>
-                          <w:lang w:val="en-IN" w:eastAsia="en-IN"/>
-                        </w:rPr>
-                        <w:t>[Address C1]</w:t>
-                      </w:r>
-                    </w:p>
-                    <w:p>
-                      <w:pPr>
-                        <w:rPr>
-                          <w:rFonts w:ascii="Roboto" w:eastAsia="Times New Roman" w:hAnsi="Roboto" w:cs="Times New Roman"/>
-                          <w:b/>
-                          <w:lang w:val="en-IN" w:eastAsia="en-IN"/>
-                        </w:rPr>
-                      </w:pPr>
-                    </w:p>
-                    <w:p>
-                      <w:pPr>
-                        <w:rPr>
-                          <w:rFonts w:cstheme="minorHAnsi"/>
-                          <w:b/>
-                          <w:sz w:val="24"/>
-                          <w:szCs w:val="24"/>
-                        </w:rPr>
-                      </w:pPr>
-                      <w:r>
-                        <w:rPr>
-                          <w:rFonts w:cstheme="minorHAnsi"/>
-                          <w:b/>
-                          <w:sz w:val="24"/>
-                          <w:szCs w:val="24"/>
-                        </w:rPr>
-                        <w:t xml:space="preserve">Pin code – </w:t>
-                      </w:r>
-                      <w:r>
-                        <w:rPr>
-                          <w:rFonts w:ascii="Roboto" w:eastAsia="Times New Roman" w:hAnsi="Roboto" w:cs="Times New Roman"/>
-                          <w:b/>
-                          <w:lang w:val="en-IN" w:eastAsia="en-IN"/>
-                        </w:rPr>
-                        <w:t>[PIN C1]</w:t>
-                      </w:r>
-                    </w:p>
-                    <w:p>
-                      <w:pPr>
-                        <w:rPr>
-                          <w:rFonts w:ascii="Roboto" w:eastAsia="Times New Roman" w:hAnsi="Roboto" w:cs="Times New Roman"/>
-                          <w:b/>
-                          <w:lang w:val="en-IN" w:eastAsia="en-IN"/>
-                        </w:rPr>
-                      </w:pPr>
-                      <w:r>
-                        <w:rPr>
-                          <w:rFonts w:cstheme="minorHAnsi"/>
-                          <w:b/>
-                          <w:sz w:val="24"/>
-                          <w:szCs w:val="24"/>
-                        </w:rPr>
-                        <w:t xml:space="preserve">Tel. no.- </w:t>
-                      </w:r>
-                      <w:r>
-                        <w:rPr>
-                          <w:rFonts w:ascii="Roboto" w:eastAsia="Times New Roman" w:hAnsi="Roboto" w:cs="Times New Roman"/>
-                          <w:b/>
-                          <w:lang w:val="en-IN" w:eastAsia="en-IN"/>
-                        </w:rPr>
-                        <w:t>[Mobile No C1]</w:t>
-                      </w:r>
-                    </w:p>
-                    <w:p>
-                      <w:pPr>
-                        <w:rPr>
-                          <w:rFonts w:cstheme="minorHAnsi"/>
-                          <w:b/>
-                          <w:sz w:val="24"/>
-                          <w:szCs w:val="24"/>
-                        </w:rPr>
-                      </w:pPr>
-                      <w:r>
-                        <w:rPr>
-                          <w:rFonts w:eastAsia="Times New Roman" w:cstheme="minorHAnsi"/>
-                          <w:b/>
-                          <w:sz w:val="24"/>
-                          <w:szCs w:val="24"/>
-                          <w:lang w:eastAsia="en-IN"/>
-                        </w:rPr>
-                        <w:t xml:space="preserve">Email Id- </w:t>
-                      </w:r>
-                      <w:r>
-                        <w:rPr>
-                          <w:rFonts w:ascii="Roboto" w:eastAsia="Times New Roman" w:hAnsi="Roboto" w:cs="Times New Roman"/>
-                          <w:b/>
-                          <w:lang w:val="en-IN" w:eastAsia="en-IN"/>
-                        </w:rPr>
-                        <w:t>[Email ID C1]</w:t>
-                      </w:r>
-                    </w:p>
-                    <w:p>
-                      <w:r>
-                        <w:rPr>
-                          <w:rFonts w:cstheme="minorHAnsi"/>
-                          <w:b/>
-                          <w:sz w:val="24"/>
-                          <w:szCs w:val="24"/>
-                        </w:rPr>
-                        <w:t>Date-</w:t>
-                      </w:r>
-                    </w:p>
-                    <w:p/>
-                  </w:txbxContent>
-                </v:textbox>
-              </v:rect>
-            </w:pict>
-          </mc:Fallback>
-        </mc:AlternateContent>
-      </w:r>
-      <w:r>
-        <w:rPr>
-          <w:noProof/>
-        </w:rPr>
-        <mc:AlternateContent>
-          <mc:Choice Requires="wps">
-            <w:drawing>
-              <wp:anchor distT="0" distB="0" distL="114300" distR="114300" simplePos="0" relativeHeight="251659264" behindDoc="0" locked="0" layoutInCell="1" allowOverlap="1" wp14:anchorId="19DA9CAB" wp14:editId="6918B8F5">
-                <wp:simplePos x="0" y="0"/>
-                <wp:positionH relativeFrom="margin">
-                  <wp:align>left</wp:align>
-                </wp:positionH>
-                <wp:positionV relativeFrom="paragraph">
-                  <wp:posOffset>9525</wp:posOffset>
-                </wp:positionV>
-                <wp:extent cx="3482340" cy="2296160"/>
-                <wp:effectExtent l="0" t="0" r="22860" b="27940"/>
-                <wp:wrapNone/>
-                <wp:docPr id="11" name="Rectangles 18"/>
-                <wp:cNvGraphicFramePr>
-                  <a:graphicFrameLocks xmlns:a="http://schemas.openxmlformats.org/drawingml/2006/main"/>
-                </wp:cNvGraphicFramePr>
-                <a:graphic xmlns:a="http://schemas.openxmlformats.org/drawingml/2006/main">
-                  <a:graphicData uri="http://schemas.microsoft.com/office/word/2010/wordprocessingShape">
-                    <wps:wsp>
-                      <wps:cNvSpPr>
-                        <a:spLocks/>
-                      </wps:cNvSpPr>
-                      <wps:spPr>
-                        <a:xfrm>
-                          <a:off x="0" y="0"/>
-                          <a:ext cx="3482340" cy="2296160"/>
-                        </a:xfrm>
-                        <a:prstGeom prst="rect">
-                          <a:avLst/>
-                        </a:prstGeom>
-                        <a:solidFill>
-                          <a:srgbClr val="FFFFFF"/>
-                        </a:solidFill>
-                        <a:ln w="9525" cap="flat" cmpd="sng">
-                          <a:solidFill>
-                            <a:srgbClr val="000000"/>
-                          </a:solidFill>
-                          <a:prstDash val="solid"/>
-                          <a:miter/>
-                          <a:headEnd type="none" w="med" len="med"/>
-                          <a:tailEnd type="none" w="med" len="med"/>
-                        </a:ln>
-                      </wps:spPr>
-                      <wps:txbx>
-                        <w:txbxContent>
-                          <w:p/>
-                        </w:txbxContent>
-                      </wps:txbx>
-                      <wps:bodyPr wrap="square" upright="1">
-                        <a:noAutofit/>
-                      </wps:bodyPr>
-                    </wps:wsp>
-                  </a:graphicData>
-                </a:graphic>
-                <wp14:sizeRelH relativeFrom="page">
-                  <wp14:pctWidth>0</wp14:pctWidth>
-                </wp14:sizeRelH>
-                <wp14:sizeRelV relativeFrom="page">
-                  <wp14:pctHeight>0</wp14:pctHeight>
-                </wp14:sizeRelV>
-              </wp:anchor>
-            </w:drawing>
-          </mc:Choice>
-          <mc:Fallback>
-            <w:pict>
-              <v:rect w14:anchorId="19DA9CAB" id="_x0000_s1028" style="position:absolute;left:0;text-align:left;margin-left:0;margin-top:.75pt;width:274.2pt;height:180.8pt;z-index:251659264;visibility:visible;mso-wrap-style:square;mso-width-percent:0;mso-height-percent:0;mso-wrap-distance-left:9pt;mso-wrap-distance-top:0;mso-wrap-distance-right:9pt;mso-wrap-distance-bottom:0;mso-position-horizontal:left;mso-position-horizontal-relative:margin;mso-position-vertical:absolute;mso-position-vertical-relative:text;mso-width-percent:0;mso-height-percent:0;mso-width-relative:page;mso-height-relative:page;v-text-anchor:top" o:gfxdata="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">
-                <v:path arrowok="t"/>
-                <v:textbox>
-                  <w:txbxContent>
-                    <w:p/>
-                  </w:txbxContent>
-                </v:textbox>
-                <w10:wrap anchorx="margin"/>
-              </v:rect>
-            </w:pict>
-          </mc:Fallback>
-        </mc:AlternateContent>
-      </w:r>
-      <w:r>
-        <w:tab/>
-        <w:t xml:space="preserve"> </w:t>
-      </w:r>
-    </w:p>
-    <w:p/>
-    <w:p/>
-    <w:p/>
-    <w:p>
-      <w:r>
-        <w:rPr>
-          <w:noProof/>
-        </w:rPr>
-        <mc:AlternateContent>
-          <mc:Choice Requires="wps">
-            <w:drawing>
-              <wp:anchor distT="0" distB="0" distL="114300" distR="114300" simplePos="0" relativeHeight="251665408" behindDoc="0" locked="0" layoutInCell="1" allowOverlap="1" wp14:anchorId="68D60EF4" wp14:editId="30BA3A3B">
+              <wp:anchor distT="0" distB="0" distL="114300" distR="114300" simplePos="0" relativeHeight="251661312" behindDoc="0" locked="0" layoutInCell="1" allowOverlap="1" wp14:anchorId="4A70FEDA" wp14:editId="6BEDD91E">
                 <wp:simplePos x="0" y="0"/>
                 <wp:positionH relativeFrom="page">
-                  <wp:posOffset>4610100</wp:posOffset>
+                  <wp:posOffset>4197350</wp:posOffset>
                 </wp:positionH>
                 <wp:positionV relativeFrom="page">
-                  <wp:posOffset>5219700</wp:posOffset>
+                  <wp:posOffset>6540500</wp:posOffset>
                 </wp:positionV>
-                <wp:extent cx="2548255" cy="782320"/>
-                <wp:effectExtent l="0" t="0" r="23495" b="17780"/>
+                <wp:extent cx="3054350" cy="1428750"/>
+                <wp:effectExtent l="0" t="0" r="12700" b="19050"/>
                 <wp:wrapNone/>
                 <wp:docPr id="2" name="Text Box 2"/>
                 <wp:cNvGraphicFramePr>
@@ -4168,7 +4631,7 @@
                       <wps:spPr>
                         <a:xfrm>
                           <a:off x="0" y="0"/>
-                          <a:ext cx="2548255" cy="782320"/>
+                          <a:ext cx="3054350" cy="1428750"/>
                         </a:xfrm>
                         <a:prstGeom prst="rect">
                           <a:avLst/>
@@ -4195,6 +4658,7 @@
                                 <w:b/>
                               </w:rPr>
                             </w:pPr>
+                            <w:bookmarkStart w:id="0" w:name="_GoBack"/>
                             <w:r>
                               <w:rPr>
                                 <w:rFonts w:ascii="Arial"/>
@@ -4255,6 +4719,7 @@
                               </w:rPr>
                             </w:pPr>
                           </w:p>
+                          <w:bookmarkEnd w:id="0"/>
                           <w:p>
                             <w:pPr>
                               <w:spacing w:before="191"/>
@@ -4283,7 +4748,7 @@
           </mc:Choice>
           <mc:Fallback>
             <w:pict>
-              <v:shape w14:anchorId="68D60EF4" id="Text Box 2" o:spid="_x0000_s1029" type="#_x0000_t202" style="position:absolute;margin-left:363pt;margin-top:411pt;width:200.65pt;height:61.6pt;z-index:251665408;visibility:visible;mso-wrap-style:square;mso-width-percent:0;mso-height-percent:0;mso-wrap-distance-left:9pt;mso-wrap-distance-top:0;mso-wrap-distance-right:9pt;mso-wrap-distance-bottom:0;mso-position-horizontal:absolute;mso-position-horizontal-relative:page;mso-position-vertical:absolute;mso-position-vertical-relative:page;mso-width-percent:0;mso-height-percent:0;mso-width-relative:page;mso-height-relative:page;v-text-anchor:top" o:gfxdata="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" filled="f" strokeweight=".25pt">
+              <v:shape w14:anchorId="4A70FEDA" id="Text Box 2" o:spid="_x0000_s1028" type="#_x0000_t202" style="position:absolute;margin-left:330.5pt;margin-top:515pt;width:240.5pt;height:112.5pt;z-index:251661312;visibility:visible;mso-wrap-style:square;mso-width-percent:0;mso-height-percent:0;mso-wrap-distance-left:9pt;mso-wrap-distance-top:0;mso-wrap-distance-right:9pt;mso-wrap-distance-bottom:0;mso-position-horizontal:absolute;mso-position-horizontal-relative:page;mso-position-vertical:absolute;mso-position-vertical-relative:page;mso-width-percent:0;mso-height-percent:0;mso-width-relative:page;mso-height-relative:page;v-text-anchor:top" o:gfxdata="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" filled="f" strokeweight=".25pt">
                 <v:path arrowok="t"/>
                 <v:textbox inset="0,0,0,0">
                   <w:txbxContent>
@@ -4296,6 +4761,7 @@
                           <w:b/>
                         </w:rPr>
                       </w:pPr>
+                      <w:bookmarkStart w:id="1" w:name="_GoBack"/>
                       <w:r>
                         <w:rPr>
                           <w:rFonts w:ascii="Arial"/>
@@ -4356,6 +4822,7 @@
                         </w:rPr>
                       </w:pPr>
                     </w:p>
+                    <w:bookmarkEnd w:id="1"/>
                     <w:p>
                       <w:pPr>
                         <w:spacing w:before="191"/>
@@ -4375,15 +4842,17 @@
       </w:r>
     </w:p>
     <w:p/>
-    <w:p>
-      <w:pPr>
+    <w:p/>
+    <w:p>
+      <w:pPr>
+        <w:pStyle w:val="ListParagraph"/>
         <w:tabs>
-          <w:tab w:val="left" w:pos="6520"/>
+          <w:tab w:val="left" w:pos="9450"/>
         </w:tabs>
-      </w:pPr>
-      <w:r>
-        <w:tab/>
-      </w:r>
+        <w:spacing w:after="133" w:line="240" w:lineRule="auto"/>
+        <w:ind w:left="-426" w:right="314"/>
+        <w:jc w:val="both"/>
+      </w:pPr>
     </w:p>
     <w:p/>
     <w:p/>
@@ -4733,7 +5202,7 @@
 </file>
 
 <file path=word/numbering.xml><?xml version="1.0" encoding="utf-8"?>
-<w:numbering xmlns:wpc="http://schemas.microsoft.com/office/word/2010/wordprocessingCanvas" xmlns:cx="http://schemas.microsoft.com/office/drawing/2014/chartex" xmlns:cx1="http://schemas.microsoft.com/office/drawing/2015/9/8/chartex" xmlns:cx2="http://schemas.microsoft.com/office/drawing/2015/10/21/chartex" xmlns:cx3="http://schemas.microsoft.com/office/drawing/2016/5/9/chartex" xmlns:cx4="http://schemas.microsoft.com/office/drawing/2016/5/10/chartex" xmlns:cx5="http://schemas.microsoft.com/office/drawing/2016/5/11/chartex" xmlns:cx6="http://schemas.microsoft.com/office/drawing/2016/5/12/chartex" xmlns:cx7="http://schemas.microsoft.com/office/drawing/2016/5/13/chartex" xmlns:cx8="http://schemas.microsoft.com/office/drawing/2016/5/14/chartex" xmlns:mc="http://schemas.openxmlformats.org/markup-compatibility/2006" xmlns:aink="http://schemas.microsoft.com/office/drawing/2016/ink" xmlns:am3d="http://schemas.microsoft.com/office/drawing/2017/model3d" xmlns:o="urn:schemas-microsoft-com:office:office" xmlns:oel="http://schemas.microsoft.com/office/2019/extlst" xmlns:r="http://schemas.openxmlformats.org/officeDocument/2006/relationships" xmlns:m="http://schemas.openxmlformats.org/officeDocument/2006/math" xmlns:v="urn:schemas-microsoft-com:vml" xmlns:wp14="http://schemas.microsoft.com/office/word/2010/wordprocessingDrawing" xmlns:wp="http://schemas.openxmlformats.org/drawingml/2006/wordprocessingDrawing" xmlns:w10="urn:schemas-microsoft-com:office:word" xmlns:w="http://schemas.openxmlformats.org/wordprocessingml/2006/main" xmlns:w14="http://schemas.microsoft.com/office/word/2010/wordml" xmlns:w15="http://schemas.microsoft.com/office/word/2012/wordml" xmlns:w16cex="http://schemas.microsoft.com/office/word/2018/wordml/cex" xmlns:w16cid="http://schemas.microsoft.com/office/word/2016/wordml/cid" xmlns:w16="http://schemas.microsoft.com/office/word/2018/wordml" xmlns:w16du="http://schemas.microsoft.com/office/word/2023/wordml/word16du" xmlns:w16sdtdh="http://schemas.microsoft.com/office/word/2020/wordml/sdtdatahash" xmlns:w16sdtfl="http://schemas.microsoft.com/office/word/2024/wordml/sdtformatlock" xmlns:w16se="http://schemas.microsoft.com/office/word/2015/wordml/symex" xmlns:wpg="http://schemas.microsoft.com/office/word/2010/wordprocessingGroup" xmlns:wpi="http://schemas.microsoft.com/office/word/2010/wordprocessingInk" xmlns:wne="http://schemas.microsoft.com/office/word/2006/wordml" xmlns:wps="http://schemas.microsoft.com/office/word/2010/wordprocessingShape" mc:Ignorable="w14 w15 w16se w16cid w16 w16cex w16sdtdh w16sdtfl w16du wp14">
+<w:numbering xmlns:wpc="http://schemas.microsoft.com/office/word/2010/wordprocessingCanvas" xmlns:cx="http://schemas.microsoft.com/office/drawing/2014/chartex" xmlns:mc="http://schemas.openxmlformats.org/markup-compatibility/2006" xmlns:o="urn:schemas-microsoft-com:office:office" xmlns:r="http://schemas.openxmlformats.org/officeDocument/2006/relationships" xmlns:m="http://schemas.openxmlformats.org/officeDocument/2006/math" xmlns:v="urn:schemas-microsoft-com:vml" xmlns:wp14="http://schemas.microsoft.com/office/word/2010/wordprocessingDrawing" xmlns:wp="http://schemas.openxmlformats.org/drawingml/2006/wordprocessingDrawing" xmlns:w10="urn:schemas-microsoft-com:office:word" xmlns:w="http://schemas.openxmlformats.org/wordprocessingml/2006/main" xmlns:w14="http://schemas.microsoft.com/office/word/2010/wordml" xmlns:w15="http://schemas.microsoft.com/office/word/2012/wordml" xmlns:w16se="http://schemas.microsoft.com/office/word/2015/wordml/symex" xmlns:wpg="http://schemas.microsoft.com/office/word/2010/wordprocessingGroup" xmlns:wpi="http://schemas.microsoft.com/office/word/2010/wordprocessingInk" xmlns:wne="http://schemas.microsoft.com/office/word/2006/wordml" xmlns:wps="http://schemas.microsoft.com/office/word/2010/wordprocessingShape" mc:Ignorable="w14 w15 w16se wp14">
   <w:abstractNum w:abstractNumId="0" w15:restartNumberingAfterBreak="0">
     <w:nsid w:val="07DA5D03"/>
     <w:multiLevelType w:val="hybridMultilevel"/>
@@ -5004,20 +5473,20 @@
       </w:pPr>
     </w:lvl>
   </w:abstractNum>
-  <w:num w:numId="1" w16cid:durableId="854422009">
+  <w:num w:numId="1">
     <w:abstractNumId w:val="1"/>
   </w:num>
-  <w:num w:numId="2" w16cid:durableId="1785297400">
+  <w:num w:numId="2">
     <w:abstractNumId w:val="0"/>
   </w:num>
-  <w:num w:numId="3" w16cid:durableId="1485968768">
+  <w:num w:numId="3">
     <w:abstractNumId w:val="2"/>
   </w:num>
 </w:numbering>
 </file>
 
 <file path=word/styles.xml><?xml version="1.0" encoding="utf-8"?>
-<w:styles xmlns:mc="http://schemas.openxmlformats.org/markup-compatibility/2006" xmlns:r="http://schemas.openxmlformats.org/officeDocument/2006/relationships" xmlns:w="http://schemas.openxmlformats.org/wordprocessingml/2006/main" xmlns:w14="http://schemas.microsoft.com/office/word/2010/wordml" xmlns:w15="http://schemas.microsoft.com/office/word/2012/wordml" xmlns:w16cex="http://schemas.microsoft.com/office/word/2018/wordml/cex" xmlns:w16cid="http://schemas.microsoft.com/office/word/2016/wordml/cid" xmlns:w16="http://schemas.microsoft.com/office/word/2018/wordml" xmlns:w16du="http://schemas.microsoft.com/office/word/2023/wordml/word16du" xmlns:w16sdtdh="http://schemas.microsoft.com/office/word/2020/wordml/sdtdatahash" xmlns:w16sdtfl="http://schemas.microsoft.com/office/word/2024/wordml/sdtformatlock" xmlns:w16se="http://schemas.microsoft.com/office/word/2015/wordml/symex" mc:Ignorable="w14 w15 w16se w16cid w16 w16cex w16sdtdh w16sdtfl w16du">
+<w:styles xmlns:mc="http://schemas.openxmlformats.org/markup-compatibility/2006" xmlns:r="http://schemas.openxmlformats.org/officeDocument/2006/relationships" xmlns:w="http://schemas.openxmlformats.org/wordprocessingml/2006/main" xmlns:w14="http://schemas.microsoft.com/office/word/2010/wordml" xmlns:w15="http://schemas.microsoft.com/office/word/2012/wordml" xmlns:w16se="http://schemas.microsoft.com/office/word/2015/wordml/symex" mc:Ignorable="w14 w15 w16se">
   <w:docDefaults>
     <w:rPrDefault>
       <w:rPr>
@@ -5033,7 +5502,7 @@
       </w:pPr>
     </w:pPrDefault>
   </w:docDefaults>
-  <w:latentStyles w:defLockedState="0" w:defUIPriority="99" w:defSemiHidden="0" w:defUnhideWhenUsed="0" w:defQFormat="0" w:count="376">
+  <w:latentStyles w:defLockedState="0" w:defUIPriority="99" w:defSemiHidden="0" w:defUnhideWhenUsed="0" w:defQFormat="0" w:count="371">
     <w:lsdException w:name="Normal" w:uiPriority="0" w:qFormat="1"/>
     <w:lsdException w:name="heading 1" w:uiPriority="9" w:qFormat="1"/>
     <w:lsdException w:name="heading 2" w:semiHidden="1" w:uiPriority="9" w:unhideWhenUsed="1" w:qFormat="1"/>
@@ -5405,11 +5874,6 @@
     <w:lsdException w:name="List Table 5 Dark Accent 6" w:uiPriority="50"/>
     <w:lsdException w:name="List Table 6 Colorful Accent 6" w:uiPriority="51"/>
     <w:lsdException w:name="List Table 7 Colorful Accent 6" w:uiPriority="52"/>
-    <w:lsdException w:name="Mention" w:semiHidden="1" w:unhideWhenUsed="1"/>
-    <w:lsdException w:name="Smart Hyperlink" w:semiHidden="1" w:unhideWhenUsed="1"/>
-    <w:lsdException w:name="Hashtag" w:semiHidden="1" w:unhideWhenUsed="1"/>
-    <w:lsdException w:name="Unresolved Mention" w:semiHidden="1" w:unhideWhenUsed="1"/>
-    <w:lsdException w:name="Smart Link" w:semiHidden="1" w:unhideWhenUsed="1"/>
   </w:latentStyles>
   <w:style w:type="paragraph" w:default="1" w:styleId="Normal">
     <w:name w:val="Normal"/>
